--- a/mon/toan/khbd/lop10/KHBD_TOAN10_BaiTapCuoiChuong3_T22_HoaNhap.docx
+++ b/mon/toan/khbd/lop10/KHBD_TOAN10_BaiTapCuoiChuong3_T22_HoaNhap.docx
@@ -126,7 +126,7 @@
           <w:color w:val="C00000"/>
           <w:sz w:val="26"/>
         </w:rPr>
-        <w:t>(KHBD hoà nhập dùng chung. Phạm vi áp dụng: Lớp 10……: 01 HS khuyết tật nghe – nói (nặng) · Lớp 10……: 01 HS khuyết tật máu (nặng) · Các lớp khác: dạy theo phần chung, bỏ qua phần điều chỉnh HSKT.)</w:t>
+        <w:t>(KHBD hoà nhập dùng chung. Phạm vi áp dụng: Lớp 10A7: 01 HS khuyết tật nghe – nói (câm điếc, nặng) · Lớp 10A4: 01 HS khuyết tật máu (nặng) · Các lớp khác: dạy theo phần chung, bỏ qua phần điều chỉnh HSKT.)</w:t>
       </w:r>
     </w:p>
     <w:p>

--- a/mon/toan/khbd/lop10/KHBD_TOAN10_BaiTapCuoiChuong3_T22_HoaNhap.docx
+++ b/mon/toan/khbd/lop10/KHBD_TOAN10_BaiTapCuoiChuong3_T22_HoaNhap.docx
@@ -109,7 +109,7 @@
         <w:rPr>
           <w:b/>
           <w:color w:val="FF0000"/>
-          <w:sz w:val="28"/>
+          <w:sz w:val="24"/>
         </w:rPr>
         <w:t>KẾ HOẠCH BÀI DẠY MÔN TOÁN LỚP 10</w:t>
       </w:r>
@@ -121,10 +121,10 @@
       </w:pPr>
       <w:r>
         <w:rPr>
-          <w:rFonts w:ascii="Times New Roman" w:hAnsi="Times New Roman" w:eastAsia="Times New Roman"/>
+          <w:rFonts w:ascii="Times New Roman" w:hAnsi="Times New Roman" w:eastAsia="Times New Roman" w:cs="Times New Roman"/>
           <w:i/>
           <w:color w:val="C00000"/>
-          <w:sz w:val="26"/>
+          <w:sz w:val="24"/>
         </w:rPr>
         <w:t>(KHBD hoà nhập dùng chung. Phạm vi áp dụng: Lớp 10A7: 01 HS khuyết tật nghe – nói (câm điếc, nặng) · Lớp 10A4: 01 HS khuyết tật máu (nặng) · Các lớp khác: dạy theo phần chung, bỏ qua phần điều chỉnh HSKT.)</w:t>
       </w:r>
@@ -614,9 +614,9 @@
       </w:pPr>
       <w:r>
         <w:rPr>
-          <w:rFonts w:ascii="Times New Roman" w:hAnsi="Times New Roman" w:eastAsia="Times New Roman"/>
+          <w:rFonts w:ascii="Times New Roman" w:hAnsi="Times New Roman" w:eastAsia="Times New Roman" w:cs="Times New Roman"/>
           <w:b/>
-          <w:sz w:val="26"/>
+          <w:sz w:val="24"/>
         </w:rPr>
         <w:t>4. Mục tiêu đối với học sinh khuyết tật hoà nhập</w:t>
       </w:r>
@@ -629,24 +629,24 @@
       </w:pPr>
       <w:r>
         <w:rPr>
-          <w:rFonts w:ascii="Times New Roman" w:hAnsi="Times New Roman" w:eastAsia="Times New Roman"/>
-          <w:sz w:val="26"/>
+          <w:rFonts w:ascii="Times New Roman" w:hAnsi="Times New Roman" w:eastAsia="Times New Roman" w:cs="Times New Roman"/>
+          <w:sz w:val="24"/>
         </w:rPr>
         <w:t>-</w:t>
         <w:tab/>
       </w:r>
       <w:r>
         <w:rPr>
-          <w:rFonts w:ascii="Times New Roman" w:hAnsi="Times New Roman" w:eastAsia="Times New Roman"/>
+          <w:rFonts w:ascii="Times New Roman" w:hAnsi="Times New Roman" w:eastAsia="Times New Roman" w:cs="Times New Roman"/>
           <w:b/>
-          <w:sz w:val="26"/>
+          <w:sz w:val="24"/>
         </w:rPr>
         <w:t>Yêu cầu chung:</w:t>
       </w:r>
       <w:r>
         <w:rPr>
-          <w:rFonts w:ascii="Times New Roman" w:hAnsi="Times New Roman" w:eastAsia="Times New Roman"/>
-          <w:sz w:val="26"/>
+          <w:rFonts w:ascii="Times New Roman" w:hAnsi="Times New Roman" w:eastAsia="Times New Roman" w:cs="Times New Roman"/>
+          <w:sz w:val="24"/>
         </w:rPr>
         <w:t xml:space="preserve"> Hệ thống giá trị lượng giác, định lí côsin, sin, công thức diện tích; giải bài tập cơ bản Chương III (mức Nhận biết – Thông hiểu).</w:t>
       </w:r>
@@ -659,24 +659,24 @@
       </w:pPr>
       <w:r>
         <w:rPr>
-          <w:rFonts w:ascii="Times New Roman" w:hAnsi="Times New Roman" w:eastAsia="Times New Roman"/>
-          <w:sz w:val="26"/>
+          <w:rFonts w:ascii="Times New Roman" w:hAnsi="Times New Roman" w:eastAsia="Times New Roman" w:cs="Times New Roman"/>
+          <w:sz w:val="24"/>
         </w:rPr>
         <w:t>-</w:t>
         <w:tab/>
       </w:r>
       <w:r>
         <w:rPr>
-          <w:rFonts w:ascii="Times New Roman" w:hAnsi="Times New Roman" w:eastAsia="Times New Roman"/>
+          <w:rFonts w:ascii="Times New Roman" w:hAnsi="Times New Roman" w:eastAsia="Times New Roman" w:cs="Times New Roman"/>
           <w:b/>
-          <w:sz w:val="26"/>
+          <w:sz w:val="24"/>
         </w:rPr>
         <w:t>Khuyết tật nghe – nói (nặng)</w:t>
       </w:r>
       <w:r>
         <w:rPr>
-          <w:rFonts w:ascii="Times New Roman" w:hAnsi="Times New Roman" w:eastAsia="Times New Roman"/>
-          <w:sz w:val="26"/>
+          <w:rFonts w:ascii="Times New Roman" w:hAnsi="Times New Roman" w:eastAsia="Times New Roman" w:cs="Times New Roman"/>
+          <w:sz w:val="24"/>
         </w:rPr>
         <w:t xml:space="preserve"> (điếc câm/khiếm thính, hạn chế ngôn ngữ nói; thị giác nhạy bén, khéo tay, vẽ hình và bấm máy tính tốt, học tốt theo bài giải mẫu; không nghe lời giảng, vốn từ hạn chế, khó đọc bài toán lời văn dài, không trả lời vấn đáp bằng lời): Giải bài tập có hình vẽ ghi sẵn số đo; bài toán đố chuyển thành hình.</w:t>
       </w:r>
@@ -689,24 +689,24 @@
       </w:pPr>
       <w:r>
         <w:rPr>
-          <w:rFonts w:ascii="Times New Roman" w:hAnsi="Times New Roman" w:eastAsia="Times New Roman"/>
-          <w:sz w:val="26"/>
+          <w:rFonts w:ascii="Times New Roman" w:hAnsi="Times New Roman" w:eastAsia="Times New Roman" w:cs="Times New Roman"/>
+          <w:sz w:val="24"/>
         </w:rPr>
         <w:t>-</w:t>
         <w:tab/>
       </w:r>
       <w:r>
         <w:rPr>
-          <w:rFonts w:ascii="Times New Roman" w:hAnsi="Times New Roman" w:eastAsia="Times New Roman"/>
+          <w:rFonts w:ascii="Times New Roman" w:hAnsi="Times New Roman" w:eastAsia="Times New Roman" w:cs="Times New Roman"/>
           <w:b/>
-          <w:sz w:val="26"/>
+          <w:sz w:val="24"/>
         </w:rPr>
         <w:t>Khuyết tật máu (nặng)</w:t>
       </w:r>
       <w:r>
         <w:rPr>
-          <w:rFonts w:ascii="Times New Roman" w:hAnsi="Times New Roman" w:eastAsia="Times New Roman"/>
-          <w:sz w:val="26"/>
+          <w:rFonts w:ascii="Times New Roman" w:hAnsi="Times New Roman" w:eastAsia="Times New Roman" w:cs="Times New Roman"/>
+          <w:sz w:val="24"/>
         </w:rPr>
         <w:t xml:space="preserve"> (Thalassemia/Hemophilia; trí tuệ, giác quan bình thường; thiếu máu mạn tính – dễ mệt, choáng; dễ bầm tím, chảy máu, sưng khớp khi va chạm; nghỉ học định kì 2 – 5 ngày/tháng để điều trị): Làm bài áp dụng trực tiếp công thức với bảng công thức tại bàn; giảm bài chứng minh dài.</w:t>
       </w:r>
@@ -719,16 +719,16 @@
       </w:pPr>
       <w:r>
         <w:rPr>
-          <w:rFonts w:ascii="Times New Roman" w:hAnsi="Times New Roman" w:eastAsia="Times New Roman"/>
-          <w:sz w:val="26"/>
+          <w:rFonts w:ascii="Times New Roman" w:hAnsi="Times New Roman" w:eastAsia="Times New Roman" w:cs="Times New Roman"/>
+          <w:sz w:val="24"/>
         </w:rPr>
         <w:t>-</w:t>
         <w:tab/>
       </w:r>
       <w:r>
         <w:rPr>
-          <w:rFonts w:ascii="Times New Roman" w:hAnsi="Times New Roman" w:eastAsia="Times New Roman"/>
-          <w:sz w:val="26"/>
+          <w:rFonts w:ascii="Times New Roman" w:hAnsi="Times New Roman" w:eastAsia="Times New Roman" w:cs="Times New Roman"/>
+          <w:sz w:val="24"/>
         </w:rPr>
         <w:t>Theo dõi riêng từng em ở Kế hoạch dạy học học sinh khuyết tật (kế hoạch giáo dục cá nhân) năm học 2026 – 2027 trong hồ sơ tổ chuyên môn.</w:t>
       </w:r>
@@ -849,7 +849,7 @@
             <w:r>
               <w:rPr>
                 <w:b/>
-                <w:sz w:val="22"/>
+                <w:sz w:val="24"/>
               </w:rPr>
               <w:t>Công cụ</w:t>
             </w:r>
@@ -869,7 +869,7 @@
             <w:r>
               <w:rPr>
                 <w:b/>
-                <w:sz w:val="22"/>
+                <w:sz w:val="24"/>
               </w:rPr>
               <w:t>Dùng ở hoạt động</w:t>
             </w:r>
@@ -889,7 +889,7 @@
             <w:r>
               <w:rPr>
                 <w:b/>
-                <w:sz w:val="22"/>
+                <w:sz w:val="24"/>
               </w:rPr>
               <w:t>Dùng để làm gì</w:t>
             </w:r>
@@ -909,7 +909,7 @@
             <w:r>
               <w:rPr>
                 <w:b/>
-                <w:sz w:val="22"/>
+                <w:sz w:val="24"/>
               </w:rPr>
               <w:t>Vai trò của GV</w:t>
             </w:r>
@@ -931,7 +931,7 @@
             </w:pPr>
             <w:r>
               <w:rPr>
-                <w:sz w:val="22"/>
+                <w:sz w:val="24"/>
               </w:rPr>
               <w:t>GeoGebra / Desmos (tùy chọn)</w:t>
             </w:r>
@@ -948,7 +948,7 @@
             </w:pPr>
             <w:r>
               <w:rPr>
-                <w:sz w:val="22"/>
+                <w:sz w:val="24"/>
               </w:rPr>
               <w:t>HĐ2 – Luyện tập</w:t>
             </w:r>
@@ -965,7 +965,7 @@
             </w:pPr>
             <w:r>
               <w:rPr>
-                <w:sz w:val="22"/>
+                <w:sz w:val="24"/>
               </w:rPr>
               <w:t>Vẽ tam giác kiểm chứng kết quả tính toán</w:t>
             </w:r>
@@ -982,7 +982,7 @@
             </w:pPr>
             <w:r>
               <w:rPr>
-                <w:sz w:val="22"/>
+                <w:sz w:val="24"/>
               </w:rPr>
               <w:t>Hướng dẫn HS nhập tọa độ đỉnh</w:t>
             </w:r>
@@ -1004,7 +1004,7 @@
             </w:pPr>
             <w:r>
               <w:rPr>
-                <w:sz w:val="22"/>
+                <w:sz w:val="24"/>
               </w:rPr>
               <w:t>Chatbot AI (tùy chọn, 01 thiết bị/nhóm)</w:t>
             </w:r>
@@ -1021,7 +1021,7 @@
             </w:pPr>
             <w:r>
               <w:rPr>
-                <w:sz w:val="22"/>
+                <w:sz w:val="24"/>
               </w:rPr>
               <w:t>HĐ3 – Vận dụng</w:t>
             </w:r>
@@ -1038,7 +1038,7 @@
             </w:pPr>
             <w:r>
               <w:rPr>
-                <w:sz w:val="22"/>
+                <w:sz w:val="24"/>
               </w:rPr>
               <w:t>Xin gợi ý một bước khi gặp bài toán khó; không xin đáp số</w:t>
             </w:r>
@@ -1055,7 +1055,7 @@
             </w:pPr>
             <w:r>
               <w:rPr>
-                <w:sz w:val="22"/>
+                <w:sz w:val="24"/>
               </w:rPr>
               <w:t>Cung cấp câu lệnh mẫu; yêu cầu ghi Nhật ký AI</w:t>
             </w:r>
@@ -1077,7 +1077,7 @@
             </w:pPr>
             <w:r>
               <w:rPr>
-                <w:sz w:val="22"/>
+                <w:sz w:val="24"/>
               </w:rPr>
               <w:t>Trang trắc nghiệm trực tuyến</w:t>
             </w:r>
@@ -1094,7 +1094,7 @@
             </w:pPr>
             <w:r>
               <w:rPr>
-                <w:sz w:val="22"/>
+                <w:sz w:val="24"/>
               </w:rPr>
               <w:t>HĐ4 – Củng cố</w:t>
             </w:r>
@@ -1111,7 +1111,7 @@
             </w:pPr>
             <w:r>
               <w:rPr>
-                <w:sz w:val="22"/>
+                <w:sz w:val="24"/>
               </w:rPr>
               <w:t>Làm 6 câu MCQ + 1 câu đúng/sai về hệ thức lượng trong tam giác</w:t>
             </w:r>
@@ -1128,7 +1128,7 @@
             </w:pPr>
             <w:r>
               <w:rPr>
-                <w:sz w:val="22"/>
+                <w:sz w:val="24"/>
               </w:rPr>
               <w:t>Chiếu mã QR hoặc gửi link lên nhóm lớp</w:t>
             </w:r>
@@ -1174,9 +1174,9 @@
       </w:pPr>
       <w:r>
         <w:rPr>
-          <w:rFonts w:ascii="Times New Roman" w:hAnsi="Times New Roman" w:eastAsia="Times New Roman"/>
+          <w:rFonts w:ascii="Times New Roman" w:hAnsi="Times New Roman" w:eastAsia="Times New Roman" w:cs="Times New Roman"/>
           <w:b/>
-          <w:sz w:val="26"/>
+          <w:sz w:val="24"/>
         </w:rPr>
         <w:t>3. Thiết kế phổ quát (áp dụng cho cả lớp) và thiết bị hỗ trợ HSKT</w:t>
       </w:r>
@@ -1189,16 +1189,16 @@
       </w:pPr>
       <w:r>
         <w:rPr>
-          <w:rFonts w:ascii="Times New Roman" w:hAnsi="Times New Roman" w:eastAsia="Times New Roman"/>
-          <w:sz w:val="26"/>
+          <w:rFonts w:ascii="Times New Roman" w:hAnsi="Times New Roman" w:eastAsia="Times New Roman" w:cs="Times New Roman"/>
+          <w:sz w:val="24"/>
         </w:rPr>
         <w:t>-</w:t>
         <w:tab/>
       </w:r>
       <w:r>
         <w:rPr>
-          <w:rFonts w:ascii="Times New Roman" w:hAnsi="Times New Roman" w:eastAsia="Times New Roman"/>
-          <w:sz w:val="26"/>
+          <w:rFonts w:ascii="Times New Roman" w:hAnsi="Times New Roman" w:eastAsia="Times New Roman" w:cs="Times New Roman"/>
+          <w:sz w:val="24"/>
         </w:rPr>
         <w:t>Mọi định nghĩa, công thức, kết luận, dặn dò bài tập và lịch kiểm tra đều được viết lên bảng hoặc slide (không chỉ nói miệng); GV không quay lưng vào bảng khi giảng; gạch chân từ khoá bằng phấn màu.</w:t>
       </w:r>
@@ -1211,16 +1211,16 @@
       </w:pPr>
       <w:r>
         <w:rPr>
-          <w:rFonts w:ascii="Times New Roman" w:hAnsi="Times New Roman" w:eastAsia="Times New Roman"/>
-          <w:sz w:val="26"/>
+          <w:rFonts w:ascii="Times New Roman" w:hAnsi="Times New Roman" w:eastAsia="Times New Roman" w:cs="Times New Roman"/>
+          <w:sz w:val="24"/>
         </w:rPr>
         <w:t>-</w:t>
         <w:tab/>
       </w:r>
       <w:r>
         <w:rPr>
-          <w:rFonts w:ascii="Times New Roman" w:hAnsi="Times New Roman" w:eastAsia="Times New Roman"/>
-          <w:sz w:val="26"/>
+          <w:rFonts w:ascii="Times New Roman" w:hAnsi="Times New Roman" w:eastAsia="Times New Roman" w:cs="Times New Roman"/>
+          <w:sz w:val="24"/>
         </w:rPr>
         <w:t>Phiếu học tập in sẵn đề, hệ trục toạ độ, hình vẽ có ghi sẵn số đo (HS không phải chép đề, kẻ vẽ); mỗi dạng toán mới có 01 "ví dụ giải mẫu từng bước" kèm mũi tên chỉ dẫn thay số.</w:t>
       </w:r>
@@ -1233,16 +1233,16 @@
       </w:pPr>
       <w:r>
         <w:rPr>
-          <w:rFonts w:ascii="Times New Roman" w:hAnsi="Times New Roman" w:eastAsia="Times New Roman"/>
-          <w:sz w:val="26"/>
+          <w:rFonts w:ascii="Times New Roman" w:hAnsi="Times New Roman" w:eastAsia="Times New Roman" w:cs="Times New Roman"/>
+          <w:sz w:val="24"/>
         </w:rPr>
         <w:t>-</w:t>
         <w:tab/>
       </w:r>
       <w:r>
         <w:rPr>
-          <w:rFonts w:ascii="Times New Roman" w:hAnsi="Times New Roman" w:eastAsia="Times New Roman"/>
-          <w:sz w:val="26"/>
+          <w:rFonts w:ascii="Times New Roman" w:hAnsi="Times New Roman" w:eastAsia="Times New Roman" w:cs="Times New Roman"/>
+          <w:sz w:val="24"/>
         </w:rPr>
         <w:t>Bài toán có lời văn dài được tóm tắt dữ kiện bằng kí hiệu, sơ đồ, hình vẽ trước khi giải – vừa giúp HS hạn chế ngôn ngữ, vừa rèn kĩ năng mô hình hoá cho cả lớp.</w:t>
       </w:r>
@@ -1255,16 +1255,16 @@
       </w:pPr>
       <w:r>
         <w:rPr>
-          <w:rFonts w:ascii="Times New Roman" w:hAnsi="Times New Roman" w:eastAsia="Times New Roman"/>
-          <w:sz w:val="26"/>
+          <w:rFonts w:ascii="Times New Roman" w:hAnsi="Times New Roman" w:eastAsia="Times New Roman" w:cs="Times New Roman"/>
+          <w:sz w:val="24"/>
         </w:rPr>
         <w:t>-</w:t>
         <w:tab/>
       </w:r>
       <w:r>
         <w:rPr>
-          <w:rFonts w:ascii="Times New Roman" w:hAnsi="Times New Roman" w:eastAsia="Times New Roman"/>
-          <w:sz w:val="26"/>
+          <w:rFonts w:ascii="Times New Roman" w:hAnsi="Times New Roman" w:eastAsia="Times New Roman" w:cs="Times New Roman"/>
+          <w:sz w:val="24"/>
         </w:rPr>
         <w:t>Chấp nhận nhiều cách thể hiện kết quả: viết lên bảng, bảng con, vở, phiếu, trình bày tại chỗ; giao tiếp bằng chữ viết hoặc ứng dụng chuyển giọng nói thành chữ (Live Transcribe) khi cần.</w:t>
       </w:r>
@@ -1277,16 +1277,16 @@
       </w:pPr>
       <w:r>
         <w:rPr>
-          <w:rFonts w:ascii="Times New Roman" w:hAnsi="Times New Roman" w:eastAsia="Times New Roman"/>
-          <w:sz w:val="26"/>
+          <w:rFonts w:ascii="Times New Roman" w:hAnsi="Times New Roman" w:eastAsia="Times New Roman" w:cs="Times New Roman"/>
+          <w:sz w:val="24"/>
         </w:rPr>
         <w:t>-</w:t>
         <w:tab/>
       </w:r>
       <w:r>
         <w:rPr>
-          <w:rFonts w:ascii="Times New Roman" w:hAnsi="Times New Roman" w:eastAsia="Times New Roman"/>
-          <w:sz w:val="26"/>
+          <w:rFonts w:ascii="Times New Roman" w:hAnsi="Times New Roman" w:eastAsia="Times New Roman" w:cs="Times New Roman"/>
+          <w:sz w:val="24"/>
         </w:rPr>
         <w:t>Bảng công thức trọng tâm của bài đặt tại bàn; hướng dẫn dùng máy tính cầm tay để giảm tính tay dài dòng.</w:t>
       </w:r>
@@ -1299,16 +1299,16 @@
       </w:pPr>
       <w:r>
         <w:rPr>
-          <w:rFonts w:ascii="Times New Roman" w:hAnsi="Times New Roman" w:eastAsia="Times New Roman"/>
-          <w:sz w:val="26"/>
+          <w:rFonts w:ascii="Times New Roman" w:hAnsi="Times New Roman" w:eastAsia="Times New Roman" w:cs="Times New Roman"/>
+          <w:sz w:val="24"/>
         </w:rPr>
         <w:t>-</w:t>
         <w:tab/>
       </w:r>
       <w:r>
         <w:rPr>
-          <w:rFonts w:ascii="Times New Roman" w:hAnsi="Times New Roman" w:eastAsia="Times New Roman"/>
-          <w:sz w:val="26"/>
+          <w:rFonts w:ascii="Times New Roman" w:hAnsi="Times New Roman" w:eastAsia="Times New Roman" w:cs="Times New Roman"/>
+          <w:sz w:val="24"/>
         </w:rPr>
         <w:t>Sau mỗi 15 – 20 phút chuyển hoạt động ngắn; lớp học thoáng, lối đi rộng; gửi trước phiếu tóm tắt và bài giải mẫu lên nhóm lớp (Zalo) để HS xem lại hoặc học bù.</w:t>
       </w:r>
@@ -1321,24 +1321,24 @@
       </w:pPr>
       <w:r>
         <w:rPr>
-          <w:rFonts w:ascii="Times New Roman" w:hAnsi="Times New Roman" w:eastAsia="Times New Roman"/>
-          <w:sz w:val="26"/>
+          <w:rFonts w:ascii="Times New Roman" w:hAnsi="Times New Roman" w:eastAsia="Times New Roman" w:cs="Times New Roman"/>
+          <w:sz w:val="24"/>
         </w:rPr>
         <w:t>-</w:t>
         <w:tab/>
       </w:r>
       <w:r>
         <w:rPr>
-          <w:rFonts w:ascii="Times New Roman" w:hAnsi="Times New Roman" w:eastAsia="Times New Roman"/>
+          <w:rFonts w:ascii="Times New Roman" w:hAnsi="Times New Roman" w:eastAsia="Times New Roman" w:cs="Times New Roman"/>
           <w:b/>
-          <w:sz w:val="26"/>
+          <w:sz w:val="24"/>
         </w:rPr>
         <w:t>Khuyết tật nghe – nói (nặng):</w:t>
       </w:r>
       <w:r>
         <w:rPr>
-          <w:rFonts w:ascii="Times New Roman" w:hAnsi="Times New Roman" w:eastAsia="Times New Roman"/>
-          <w:sz w:val="26"/>
+          <w:rFonts w:ascii="Times New Roman" w:hAnsi="Times New Roman" w:eastAsia="Times New Roman" w:cs="Times New Roman"/>
+          <w:sz w:val="24"/>
         </w:rPr>
         <w:t xml:space="preserve"> Bàn đầu, nhìn bao quát bảng, màn hình và khuôn mặt GV; bảng con, bút lông; điện thoại cài ứng dụng chuyển giọng nói thành chữ; thẻ màu Đúng (xanh) – Sai (đỏ); bạn cùng bàn viết chữ rõ hỗ trợ trao đổi bằng giấy.</w:t>
       </w:r>
@@ -1351,24 +1351,24 @@
       </w:pPr>
       <w:r>
         <w:rPr>
-          <w:rFonts w:ascii="Times New Roman" w:hAnsi="Times New Roman" w:eastAsia="Times New Roman"/>
-          <w:sz w:val="26"/>
+          <w:rFonts w:ascii="Times New Roman" w:hAnsi="Times New Roman" w:eastAsia="Times New Roman" w:cs="Times New Roman"/>
+          <w:sz w:val="24"/>
         </w:rPr>
         <w:t>-</w:t>
         <w:tab/>
       </w:r>
       <w:r>
         <w:rPr>
-          <w:rFonts w:ascii="Times New Roman" w:hAnsi="Times New Roman" w:eastAsia="Times New Roman"/>
+          <w:rFonts w:ascii="Times New Roman" w:hAnsi="Times New Roman" w:eastAsia="Times New Roman" w:cs="Times New Roman"/>
           <w:b/>
-          <w:sz w:val="26"/>
+          <w:sz w:val="24"/>
         </w:rPr>
         <w:t>Khuyết tật máu (nặng):</w:t>
       </w:r>
       <w:r>
         <w:rPr>
-          <w:rFonts w:ascii="Times New Roman" w:hAnsi="Times New Roman" w:eastAsia="Times New Roman"/>
-          <w:sz w:val="26"/>
+          <w:rFonts w:ascii="Times New Roman" w:hAnsi="Times New Roman" w:eastAsia="Times New Roman" w:cs="Times New Roman"/>
+          <w:sz w:val="24"/>
         </w:rPr>
         <w:t xml:space="preserve"> Bàn đầu hoặc gần cửa, thoáng, lối đi rộng (tránh va quệt cạnh bàn); được mang nước ấm, nghỉ gục tại bàn hoặc xuống phòng Y tế khi mệt; bạn cùng bàn ghi chép giúp khi HS mệt hoặc vắng; GV nắm lịch điều trị định kì.</w:t>
       </w:r>
@@ -2606,18 +2606,18 @@
       </w:pPr>
       <w:r>
         <w:rPr>
-          <w:rFonts w:ascii="Times New Roman" w:hAnsi="Times New Roman" w:eastAsia="Times New Roman"/>
+          <w:rFonts w:ascii="Times New Roman" w:hAnsi="Times New Roman" w:eastAsia="Times New Roman" w:cs="Times New Roman"/>
           <w:b/>
           <w:color w:val="1F3864"/>
-          <w:sz w:val="26"/>
+          <w:sz w:val="24"/>
         </w:rPr>
         <w:t>Điều chỉnh HSKT</w:t>
       </w:r>
       <w:r>
         <w:rPr>
-          <w:rFonts w:ascii="Times New Roman" w:hAnsi="Times New Roman" w:eastAsia="Times New Roman"/>
+          <w:rFonts w:ascii="Times New Roman" w:hAnsi="Times New Roman" w:eastAsia="Times New Roman" w:cs="Times New Roman"/>
           <w:color w:val="1F3864"/>
-          <w:sz w:val="26"/>
+          <w:sz w:val="24"/>
         </w:rPr>
         <w:t xml:space="preserve"> (Ma trận – dòng HĐ1): KT nghe – nói: Sơ đồ tư duy chiếu chữ, màu sắc; HS trả lời câu hỏi nhanh bằng bảng con. · KT máu: Trả lời tại chỗ; bảng công thức tại bàn.</w:t>
       </w:r>
@@ -6817,18 +6817,18 @@
       </w:pPr>
       <w:r>
         <w:rPr>
-          <w:rFonts w:ascii="Times New Roman" w:hAnsi="Times New Roman" w:eastAsia="Times New Roman"/>
+          <w:rFonts w:ascii="Times New Roman" w:hAnsi="Times New Roman" w:eastAsia="Times New Roman" w:cs="Times New Roman"/>
           <w:b/>
           <w:color w:val="1F3864"/>
-          <w:sz w:val="26"/>
+          <w:sz w:val="24"/>
         </w:rPr>
         <w:t>Điều chỉnh HSKT</w:t>
       </w:r>
       <w:r>
         <w:rPr>
-          <w:rFonts w:ascii="Times New Roman" w:hAnsi="Times New Roman" w:eastAsia="Times New Roman"/>
+          <w:rFonts w:ascii="Times New Roman" w:hAnsi="Times New Roman" w:eastAsia="Times New Roman" w:cs="Times New Roman"/>
           <w:color w:val="1F3864"/>
-          <w:sz w:val="26"/>
+          <w:sz w:val="24"/>
         </w:rPr>
         <w:t xml:space="preserve"> (Ma trận – dòng HĐ2): KT nghe – nói: Phiếu 3 mức có hình vẽ ghi sẵn số đo; mời HS lên bảng trình bày. · KT máu: Làm Mức 1 – 2; chấm tại bàn.</w:t>
       </w:r>
@@ -7614,18 +7614,18 @@
       </w:pPr>
       <w:r>
         <w:rPr>
-          <w:rFonts w:ascii="Times New Roman" w:hAnsi="Times New Roman" w:eastAsia="Times New Roman"/>
+          <w:rFonts w:ascii="Times New Roman" w:hAnsi="Times New Roman" w:eastAsia="Times New Roman" w:cs="Times New Roman"/>
           <w:b/>
           <w:color w:val="1F3864"/>
-          <w:sz w:val="26"/>
+          <w:sz w:val="24"/>
         </w:rPr>
         <w:t>Điều chỉnh HSKT</w:t>
       </w:r>
       <w:r>
         <w:rPr>
-          <w:rFonts w:ascii="Times New Roman" w:hAnsi="Times New Roman" w:eastAsia="Times New Roman"/>
+          <w:rFonts w:ascii="Times New Roman" w:hAnsi="Times New Roman" w:eastAsia="Times New Roman" w:cs="Times New Roman"/>
           <w:color w:val="1F3864"/>
-          <w:sz w:val="26"/>
+          <w:sz w:val="24"/>
         </w:rPr>
         <w:t xml:space="preserve"> (Ma trận – dòng HĐ3): KT nghe – nói: Bài toán đo đạc đất ở địa phương vẽ sẵn tam giác có số đo; trao đổi nhóm bằng giấy. · KT máu: Phần tính toán tại bàn, không đi đo.</w:t>
       </w:r>
@@ -7796,18 +7796,18 @@
       </w:pPr>
       <w:r>
         <w:rPr>
-          <w:rFonts w:ascii="Times New Roman" w:hAnsi="Times New Roman" w:eastAsia="Times New Roman"/>
+          <w:rFonts w:ascii="Times New Roman" w:hAnsi="Times New Roman" w:eastAsia="Times New Roman" w:cs="Times New Roman"/>
           <w:b/>
           <w:color w:val="1F3864"/>
-          <w:sz w:val="26"/>
+          <w:sz w:val="24"/>
         </w:rPr>
         <w:t>Điều chỉnh HSKT</w:t>
       </w:r>
       <w:r>
         <w:rPr>
-          <w:rFonts w:ascii="Times New Roman" w:hAnsi="Times New Roman" w:eastAsia="Times New Roman"/>
+          <w:rFonts w:ascii="Times New Roman" w:hAnsi="Times New Roman" w:eastAsia="Times New Roman" w:cs="Times New Roman"/>
           <w:color w:val="1F3864"/>
-          <w:sz w:val="26"/>
+          <w:sz w:val="24"/>
         </w:rPr>
         <w:t xml:space="preserve"> (Ma trận – dòng Củng cố): KT nghe – nói: Bài trắc nghiệm online: HS làm bình thường trên điện thoại (đề chữ, không âm thanh); GV viết lên bảng thời gian làm bài. · KT máu: Bài trắc nghiệm online: làm tại chỗ, được làm ở nhà nếu mệt hoặc đang điều trị.</w:t>
       </w:r>
@@ -7899,7 +7899,7 @@
       <w:r>
         <w:rPr>
           <w:i/>
-          <w:sz w:val="20"/>
+          <w:sz w:val="24"/>
         </w:rPr>
         <w:t>Sơ đồ tư duy – Hệ thức lượng trong tam giác (TTT biên soạn theo SGK)</w:t>
       </w:r>
@@ -12620,7 +12620,7 @@
             <w:r>
               <w:rPr>
                 <w:b/>
-                <w:sz w:val="22"/>
+                <w:sz w:val="24"/>
               </w:rPr>
               <w:t>Hoạt động</w:t>
             </w:r>
@@ -12640,7 +12640,7 @@
             <w:r>
               <w:rPr>
                 <w:b/>
-                <w:sz w:val="22"/>
+                <w:sz w:val="24"/>
               </w:rPr>
               <w:t>Hình thức đánh giá</w:t>
             </w:r>
@@ -12660,7 +12660,7 @@
             <w:r>
               <w:rPr>
                 <w:b/>
-                <w:sz w:val="22"/>
+                <w:sz w:val="24"/>
               </w:rPr>
               <w:t>Công cụ</w:t>
             </w:r>
@@ -12680,7 +12680,7 @@
             <w:r>
               <w:rPr>
                 <w:b/>
-                <w:sz w:val="22"/>
+                <w:sz w:val="24"/>
               </w:rPr>
               <w:t>Tiêu chí (thông báo trước cho HS)</w:t>
             </w:r>
@@ -12702,7 +12702,7 @@
             </w:pPr>
             <w:r>
               <w:rPr>
-                <w:sz w:val="22"/>
+                <w:sz w:val="24"/>
               </w:rPr>
               <w:t>HĐ1 – Ôn công thức</w:t>
             </w:r>
@@ -12719,7 +12719,7 @@
             </w:pPr>
             <w:r>
               <w:rPr>
-                <w:sz w:val="22"/>
+                <w:sz w:val="24"/>
               </w:rPr>
               <w:t>Vấn đáp nhanh</w:t>
             </w:r>
@@ -12736,7 +12736,7 @@
             </w:pPr>
             <w:r>
               <w:rPr>
-                <w:sz w:val="22"/>
+                <w:sz w:val="24"/>
               </w:rPr>
               <w:t>Câu hỏi miệng</w:t>
             </w:r>
@@ -12753,7 +12753,7 @@
             </w:pPr>
             <w:r>
               <w:rPr>
-                <w:sz w:val="22"/>
+                <w:sz w:val="24"/>
               </w:rPr>
               <w:t>Trả lời đúng ≥ 2/4 câu nhanh.</w:t>
             </w:r>
@@ -12775,7 +12775,7 @@
             </w:pPr>
             <w:r>
               <w:rPr>
-                <w:sz w:val="22"/>
+                <w:sz w:val="24"/>
               </w:rPr>
               <w:t>HĐ2 – Luyện tập</w:t>
             </w:r>
@@ -12792,7 +12792,7 @@
             </w:pPr>
             <w:r>
               <w:rPr>
-                <w:sz w:val="22"/>
+                <w:sz w:val="24"/>
               </w:rPr>
               <w:t>Phiếu học tập 3 mức</w:t>
             </w:r>
@@ -12809,7 +12809,7 @@
             </w:pPr>
             <w:r>
               <w:rPr>
-                <w:sz w:val="22"/>
+                <w:sz w:val="24"/>
               </w:rPr>
               <w:t>Phiếu + quan sát</w:t>
             </w:r>
@@ -12826,7 +12826,7 @@
             </w:pPr>
             <w:r>
               <w:rPr>
-                <w:sz w:val="22"/>
+                <w:sz w:val="24"/>
               </w:rPr>
               <w:t>Hoàn thành ≥ 4/8 bài theo mức đã chọn.</w:t>
             </w:r>
@@ -12848,7 +12848,7 @@
             </w:pPr>
             <w:r>
               <w:rPr>
-                <w:sz w:val="22"/>
+                <w:sz w:val="24"/>
               </w:rPr>
               <w:t>HĐ3 – Vận dụng</w:t>
             </w:r>
@@ -12865,7 +12865,7 @@
             </w:pPr>
             <w:r>
               <w:rPr>
-                <w:sz w:val="22"/>
+                <w:sz w:val="24"/>
               </w:rPr>
               <w:t>Bài toán nhóm đo đạc</w:t>
             </w:r>
@@ -12882,7 +12882,7 @@
             </w:pPr>
             <w:r>
               <w:rPr>
-                <w:sz w:val="22"/>
+                <w:sz w:val="24"/>
               </w:rPr>
               <w:t>Bảng phụ / Padlet</w:t>
             </w:r>
@@ -12899,7 +12899,7 @@
             </w:pPr>
             <w:r>
               <w:rPr>
-                <w:sz w:val="22"/>
+                <w:sz w:val="24"/>
               </w:rPr>
               <w:t>Rubric 10 điểm (xem Phụ lục 2).</w:t>
             </w:r>
@@ -12921,7 +12921,7 @@
             </w:pPr>
             <w:r>
               <w:rPr>
-                <w:sz w:val="22"/>
+                <w:sz w:val="24"/>
               </w:rPr>
               <w:t>HĐ4 – Củng cố</w:t>
             </w:r>
@@ -12938,7 +12938,7 @@
             </w:pPr>
             <w:r>
               <w:rPr>
-                <w:sz w:val="22"/>
+                <w:sz w:val="24"/>
               </w:rPr>
               <w:t>Trắc nghiệm online</w:t>
             </w:r>
@@ -12955,7 +12955,7 @@
             </w:pPr>
             <w:r>
               <w:rPr>
-                <w:sz w:val="22"/>
+                <w:sz w:val="24"/>
               </w:rPr>
               <w:t>Kết quả trang web</w:t>
             </w:r>
@@ -12972,7 +12972,7 @@
             </w:pPr>
             <w:r>
               <w:rPr>
-                <w:sz w:val="22"/>
+                <w:sz w:val="24"/>
               </w:rPr>
               <w:t>Đạt ≥ 5/7 câu đúng.</w:t>
             </w:r>
@@ -13025,7 +13025,7 @@
             <w:r>
               <w:rPr>
                 <w:b/>
-                <w:sz w:val="22"/>
+                <w:sz w:val="24"/>
               </w:rPr>
               <w:t>Tiêu chí</w:t>
             </w:r>
@@ -13045,7 +13045,7 @@
             <w:r>
               <w:rPr>
                 <w:b/>
-                <w:sz w:val="22"/>
+                <w:sz w:val="24"/>
               </w:rPr>
               <w:t>Mức tốt</w:t>
             </w:r>
@@ -13065,7 +13065,7 @@
             <w:r>
               <w:rPr>
                 <w:b/>
-                <w:sz w:val="22"/>
+                <w:sz w:val="24"/>
               </w:rPr>
               <w:t>Mức đạt</w:t>
             </w:r>
@@ -13085,7 +13085,7 @@
             <w:r>
               <w:rPr>
                 <w:b/>
-                <w:sz w:val="22"/>
+                <w:sz w:val="24"/>
               </w:rPr>
               <w:t>Mức chưa đạt</w:t>
             </w:r>
@@ -13105,7 +13105,7 @@
             <w:r>
               <w:rPr>
                 <w:b/>
-                <w:sz w:val="22"/>
+                <w:sz w:val="24"/>
               </w:rPr>
               <w:t>Điểm</w:t>
             </w:r>
@@ -13127,7 +13127,7 @@
             </w:pPr>
             <w:r>
               <w:rPr>
-                <w:sz w:val="22"/>
+                <w:sz w:val="24"/>
               </w:rPr>
               <w:t>Xác định và áp dụng đúng công thức</w:t>
             </w:r>
@@ -13144,7 +13144,7 @@
             </w:pPr>
             <w:r>
               <w:rPr>
-                <w:sz w:val="22"/>
+                <w:sz w:val="24"/>
               </w:rPr>
               <w:t>Đúng, lập luận rõ</w:t>
             </w:r>
@@ -13161,7 +13161,7 @@
             </w:pPr>
             <w:r>
               <w:rPr>
-                <w:sz w:val="22"/>
+                <w:sz w:val="24"/>
               </w:rPr>
               <w:t>Đúng nhưng chưa giải thích</w:t>
             </w:r>
@@ -13178,7 +13178,7 @@
             </w:pPr>
             <w:r>
               <w:rPr>
-                <w:sz w:val="22"/>
+                <w:sz w:val="24"/>
               </w:rPr>
               <w:t>Sai hoặc thiếu</w:t>
             </w:r>
@@ -13196,7 +13196,7 @@
             </w:pPr>
             <w:r>
               <w:rPr>
-                <w:sz w:val="22"/>
+                <w:sz w:val="24"/>
               </w:rPr>
               <w:t>3</w:t>
             </w:r>
@@ -13218,7 +13218,7 @@
             </w:pPr>
             <w:r>
               <w:rPr>
-                <w:sz w:val="22"/>
+                <w:sz w:val="24"/>
               </w:rPr>
               <w:t>Tính toán chính xác</w:t>
             </w:r>
@@ -13235,7 +13235,7 @@
             </w:pPr>
             <w:r>
               <w:rPr>
-                <w:sz w:val="22"/>
+                <w:sz w:val="24"/>
               </w:rPr>
               <w:t>Không sai số</w:t>
             </w:r>
@@ -13252,7 +13252,7 @@
             </w:pPr>
             <w:r>
               <w:rPr>
-                <w:sz w:val="22"/>
+                <w:sz w:val="24"/>
               </w:rPr>
               <w:t>≤ 1 lỗi số học</w:t>
             </w:r>
@@ -13269,7 +13269,7 @@
             </w:pPr>
             <w:r>
               <w:rPr>
-                <w:sz w:val="22"/>
+                <w:sz w:val="24"/>
               </w:rPr>
               <w:t>&gt; 1 lỗi</w:t>
             </w:r>
@@ -13287,7 +13287,7 @@
             </w:pPr>
             <w:r>
               <w:rPr>
-                <w:sz w:val="22"/>
+                <w:sz w:val="24"/>
               </w:rPr>
               <w:t>3</w:t>
             </w:r>
@@ -13309,7 +13309,7 @@
             </w:pPr>
             <w:r>
               <w:rPr>
-                <w:sz w:val="22"/>
+                <w:sz w:val="24"/>
               </w:rPr>
               <w:t>Trình bày lời giải</w:t>
             </w:r>
@@ -13326,7 +13326,7 @@
             </w:pPr>
             <w:r>
               <w:rPr>
-                <w:sz w:val="22"/>
+                <w:sz w:val="24"/>
               </w:rPr>
               <w:t>Sạch, đủ bước, rõ ý nghĩa kết quả</w:t>
             </w:r>
@@ -13343,7 +13343,7 @@
             </w:pPr>
             <w:r>
               <w:rPr>
-                <w:sz w:val="22"/>
+                <w:sz w:val="24"/>
               </w:rPr>
               <w:t>Đủ bước nhưng chưa diễn giải</w:t>
             </w:r>
@@ -13360,7 +13360,7 @@
             </w:pPr>
             <w:r>
               <w:rPr>
-                <w:sz w:val="22"/>
+                <w:sz w:val="24"/>
               </w:rPr>
               <w:t>Thiếu bước, lộn xộn</w:t>
             </w:r>
@@ -13378,7 +13378,7 @@
             </w:pPr>
             <w:r>
               <w:rPr>
-                <w:sz w:val="22"/>
+                <w:sz w:val="24"/>
               </w:rPr>
               <w:t>2</w:t>
             </w:r>
@@ -13400,7 +13400,7 @@
             </w:pPr>
             <w:r>
               <w:rPr>
-                <w:sz w:val="22"/>
+                <w:sz w:val="24"/>
               </w:rPr>
               <w:t>Nhật ký sử dụng AI</w:t>
             </w:r>
@@ -13417,7 +13417,7 @@
             </w:pPr>
             <w:r>
               <w:rPr>
-                <w:sz w:val="22"/>
+                <w:sz w:val="24"/>
               </w:rPr>
               <w:t>Ghi đủ câu lệnh, kết quả AI, nhận xét</w:t>
             </w:r>
@@ -13434,7 +13434,7 @@
             </w:pPr>
             <w:r>
               <w:rPr>
-                <w:sz w:val="22"/>
+                <w:sz w:val="24"/>
               </w:rPr>
               <w:t>Ghi câu lệnh và kết quả</w:t>
             </w:r>
@@ -13451,7 +13451,7 @@
             </w:pPr>
             <w:r>
               <w:rPr>
-                <w:sz w:val="22"/>
+                <w:sz w:val="24"/>
               </w:rPr>
               <w:t>Thiếu hoặc không có</w:t>
             </w:r>
@@ -13469,7 +13469,7 @@
             </w:pPr>
             <w:r>
               <w:rPr>
-                <w:sz w:val="22"/>
+                <w:sz w:val="24"/>
               </w:rPr>
               <w:t>2</w:t>
             </w:r>
@@ -13485,9 +13485,9 @@
       </w:pPr>
       <w:r>
         <w:rPr>
-          <w:rFonts w:ascii="Times New Roman" w:hAnsi="Times New Roman" w:eastAsia="Times New Roman"/>
+          <w:rFonts w:ascii="Times New Roman" w:hAnsi="Times New Roman" w:eastAsia="Times New Roman" w:cs="Times New Roman"/>
           <w:b/>
-          <w:sz w:val="26"/>
+          <w:sz w:val="24"/>
         </w:rPr>
         <w:t>Đánh giá đối với học sinh khuyết tật</w:t>
       </w:r>
@@ -13500,16 +13500,16 @@
       </w:pPr>
       <w:r>
         <w:rPr>
-          <w:rFonts w:ascii="Times New Roman" w:hAnsi="Times New Roman" w:eastAsia="Times New Roman"/>
-          <w:sz w:val="26"/>
+          <w:rFonts w:ascii="Times New Roman" w:hAnsi="Times New Roman" w:eastAsia="Times New Roman" w:cs="Times New Roman"/>
+          <w:sz w:val="24"/>
         </w:rPr>
         <w:t>-</w:t>
         <w:tab/>
       </w:r>
       <w:r>
         <w:rPr>
-          <w:rFonts w:ascii="Times New Roman" w:hAnsi="Times New Roman" w:eastAsia="Times New Roman"/>
-          <w:sz w:val="26"/>
+          <w:rFonts w:ascii="Times New Roman" w:hAnsi="Times New Roman" w:eastAsia="Times New Roman" w:cs="Times New Roman"/>
+          <w:sz w:val="24"/>
         </w:rPr>
         <w:t>Đánh giá theo yêu cầu cần đạt đã điều chỉnh (mục I.4), qua phiếu học tập tại bàn, vấn đáp, phần việc trong nhóm (Thông tư 22/2021/TT-BGDĐT).</w:t>
       </w:r>
@@ -13522,24 +13522,24 @@
       </w:pPr>
       <w:r>
         <w:rPr>
-          <w:rFonts w:ascii="Times New Roman" w:hAnsi="Times New Roman" w:eastAsia="Times New Roman"/>
-          <w:sz w:val="26"/>
+          <w:rFonts w:ascii="Times New Roman" w:hAnsi="Times New Roman" w:eastAsia="Times New Roman" w:cs="Times New Roman"/>
+          <w:sz w:val="24"/>
         </w:rPr>
         <w:t>-</w:t>
         <w:tab/>
       </w:r>
       <w:r>
         <w:rPr>
-          <w:rFonts w:ascii="Times New Roman" w:hAnsi="Times New Roman" w:eastAsia="Times New Roman"/>
+          <w:rFonts w:ascii="Times New Roman" w:hAnsi="Times New Roman" w:eastAsia="Times New Roman" w:cs="Times New Roman"/>
           <w:b/>
-          <w:sz w:val="26"/>
+          <w:sz w:val="24"/>
         </w:rPr>
         <w:t>Khuyết tật nghe – nói (nặng):</w:t>
       </w:r>
       <w:r>
         <w:rPr>
-          <w:rFonts w:ascii="Times New Roman" w:hAnsi="Times New Roman" w:eastAsia="Times New Roman"/>
-          <w:sz w:val="26"/>
+          <w:rFonts w:ascii="Times New Roman" w:hAnsi="Times New Roman" w:eastAsia="Times New Roman" w:cs="Times New Roman"/>
+          <w:sz w:val="24"/>
         </w:rPr>
         <w:t xml:space="preserve"> Miễn hoàn toàn vấn đáp bằng lời; đánh giá qua viết lên bảng (khuyến khích, tuyên dương), vở, phiếu học tập, sản phẩm vẽ, STEM; đề ngắn gọn, tường minh, ưu tiên kí hiệu và hình vẽ; mọi hướng dẫn, đính chính trong giờ kiểm tra được viết lên bảng.</w:t>
       </w:r>
@@ -13552,24 +13552,24 @@
       </w:pPr>
       <w:r>
         <w:rPr>
-          <w:rFonts w:ascii="Times New Roman" w:hAnsi="Times New Roman" w:eastAsia="Times New Roman"/>
-          <w:sz w:val="26"/>
+          <w:rFonts w:ascii="Times New Roman" w:hAnsi="Times New Roman" w:eastAsia="Times New Roman" w:cs="Times New Roman"/>
+          <w:sz w:val="24"/>
         </w:rPr>
         <w:t>-</w:t>
         <w:tab/>
       </w:r>
       <w:r>
         <w:rPr>
-          <w:rFonts w:ascii="Times New Roman" w:hAnsi="Times New Roman" w:eastAsia="Times New Roman"/>
+          <w:rFonts w:ascii="Times New Roman" w:hAnsi="Times New Roman" w:eastAsia="Times New Roman" w:cs="Times New Roman"/>
           <w:b/>
-          <w:sz w:val="26"/>
+          <w:sz w:val="24"/>
         </w:rPr>
         <w:t>Khuyết tật máu (nặng):</w:t>
       </w:r>
       <w:r>
         <w:rPr>
-          <w:rFonts w:ascii="Times New Roman" w:hAnsi="Times New Roman" w:eastAsia="Times New Roman"/>
-          <w:sz w:val="26"/>
+          <w:rFonts w:ascii="Times New Roman" w:hAnsi="Times New Roman" w:eastAsia="Times New Roman" w:cs="Times New Roman"/>
+          <w:sz w:val="24"/>
         </w:rPr>
         <w:t xml:space="preserve"> Đánh giá linh hoạt qua vở, phiếu ngắn, hỏi đáp tại chỗ (không bắt đứng lên bảng lâu khi đau khớp, mệt); đề vừa sức (Nhận biết – Thông hiểu), thêm 15 – 20 phút nếu mệt, được nghỉ uống nước; kiểm tra bù nếu trùng lịch nhập viện.</w:t>
       </w:r>
@@ -17064,7 +17064,7 @@
             <w:r>
               <w:rPr>
                 <w:b/>
-                <w:sz w:val="22"/>
+                <w:sz w:val="24"/>
               </w:rPr>
               <w:t>Lần</w:t>
             </w:r>
@@ -17084,7 +17084,7 @@
             <w:r>
               <w:rPr>
                 <w:b/>
-                <w:sz w:val="22"/>
+                <w:sz w:val="24"/>
               </w:rPr>
               <w:t>Câu lệnh em/nhóm đã nhập</w:t>
             </w:r>
@@ -17104,7 +17104,7 @@
             <w:r>
               <w:rPr>
                 <w:b/>
-                <w:sz w:val="22"/>
+                <w:sz w:val="24"/>
               </w:rPr>
               <w:t>AI trả lời (tóm tắt)</w:t>
             </w:r>
@@ -17124,7 +17124,7 @@
             <w:r>
               <w:rPr>
                 <w:b/>
-                <w:sz w:val="22"/>
+                <w:sz w:val="24"/>
               </w:rPr>
               <w:t>Em/nhóm kiểm chứng thế nào? Đúng/sai?</w:t>
             </w:r>
@@ -17144,7 +17144,7 @@
             <w:r>
               <w:rPr>
                 <w:b/>
-                <w:sz w:val="22"/>
+                <w:sz w:val="24"/>
               </w:rPr>
               <w:t>Em/nhóm đã dùng gợi ý vào đâu</w:t>
             </w:r>
@@ -17167,7 +17167,7 @@
             </w:pPr>
             <w:r>
               <w:rPr>
-                <w:sz w:val="22"/>
+                <w:sz w:val="24"/>
               </w:rPr>
               <w:t>1</w:t>
             </w:r>
@@ -17244,7 +17244,7 @@
             </w:pPr>
             <w:r>
               <w:rPr>
-                <w:sz w:val="22"/>
+                <w:sz w:val="24"/>
               </w:rPr>
               <w:t>2</w:t>
             </w:r>
@@ -17314,9 +17314,9 @@
       </w:pPr>
       <w:r>
         <w:rPr>
-          <w:rFonts w:ascii="Times New Roman" w:hAnsi="Times New Roman" w:eastAsia="Times New Roman"/>
+          <w:rFonts w:ascii="Times New Roman" w:hAnsi="Times New Roman" w:eastAsia="Times New Roman" w:cs="Times New Roman"/>
           <w:b/>
-          <w:sz w:val="26"/>
+          <w:sz w:val="24"/>
         </w:rPr>
         <w:t>PHỤ LỤC: MA TRẬN ĐIỀU CHỈNH DẠY HỌC HOÀ NHẬP</w:t>
       </w:r>
@@ -17328,9 +17328,9 @@
       </w:pPr>
       <w:r>
         <w:rPr>
-          <w:rFonts w:ascii="Times New Roman" w:hAnsi="Times New Roman" w:eastAsia="Times New Roman"/>
+          <w:rFonts w:ascii="Times New Roman" w:hAnsi="Times New Roman" w:eastAsia="Times New Roman" w:cs="Times New Roman"/>
           <w:i/>
-          <w:sz w:val="26"/>
+          <w:sz w:val="24"/>
         </w:rPr>
         <w:t>(Chỉ ghi phần điều chỉnh RIÊNG của từng loại khuyết tật; phần dùng chung đã nằm trong "Thiết kế phổ quát" mục II.3. Khi có HS khuyết tật loại khác, bổ sung một cột.)</w:t>
       </w:r>
@@ -17369,9 +17369,9 @@
             </w:pPr>
             <w:r>
               <w:rPr>
-                <w:rFonts w:ascii="Times New Roman" w:hAnsi="Times New Roman" w:eastAsia="Times New Roman"/>
+                <w:rFonts w:ascii="Times New Roman" w:hAnsi="Times New Roman" w:eastAsia="Times New Roman" w:cs="Times New Roman"/>
                 <w:b/>
-                <w:sz w:val="22"/>
+                <w:sz w:val="24"/>
               </w:rPr>
               <w:t>Hoạt động</w:t>
             </w:r>
@@ -17390,9 +17390,9 @@
             </w:pPr>
             <w:r>
               <w:rPr>
-                <w:rFonts w:ascii="Times New Roman" w:hAnsi="Times New Roman" w:eastAsia="Times New Roman"/>
+                <w:rFonts w:ascii="Times New Roman" w:hAnsi="Times New Roman" w:eastAsia="Times New Roman" w:cs="Times New Roman"/>
                 <w:b/>
-                <w:sz w:val="22"/>
+                <w:sz w:val="24"/>
               </w:rPr>
               <w:t>Khuyết tật nghe – nói (nặng)</w:t>
             </w:r>
@@ -17411,9 +17411,9 @@
             </w:pPr>
             <w:r>
               <w:rPr>
-                <w:rFonts w:ascii="Times New Roman" w:hAnsi="Times New Roman" w:eastAsia="Times New Roman"/>
+                <w:rFonts w:ascii="Times New Roman" w:hAnsi="Times New Roman" w:eastAsia="Times New Roman" w:cs="Times New Roman"/>
                 <w:b/>
-                <w:sz w:val="22"/>
+                <w:sz w:val="24"/>
               </w:rPr>
               <w:t>Khuyết tật máu (nặng)</w:t>
             </w:r>
@@ -17433,8 +17433,8 @@
             </w:pPr>
             <w:r>
               <w:rPr>
-                <w:rFonts w:ascii="Times New Roman" w:hAnsi="Times New Roman" w:eastAsia="Times New Roman"/>
-                <w:sz w:val="22"/>
+                <w:rFonts w:ascii="Times New Roman" w:hAnsi="Times New Roman" w:eastAsia="Times New Roman" w:cs="Times New Roman"/>
+                <w:sz w:val="24"/>
               </w:rPr>
               <w:t>HĐ1</w:t>
             </w:r>
@@ -17452,8 +17452,8 @@
             </w:pPr>
             <w:r>
               <w:rPr>
-                <w:rFonts w:ascii="Times New Roman" w:hAnsi="Times New Roman" w:eastAsia="Times New Roman"/>
-                <w:sz w:val="22"/>
+                <w:rFonts w:ascii="Times New Roman" w:hAnsi="Times New Roman" w:eastAsia="Times New Roman" w:cs="Times New Roman"/>
+                <w:sz w:val="24"/>
               </w:rPr>
               <w:t>Sơ đồ tư duy chiếu chữ, màu sắc; HS trả lời câu hỏi nhanh bằng bảng con.</w:t>
             </w:r>
@@ -17471,8 +17471,8 @@
             </w:pPr>
             <w:r>
               <w:rPr>
-                <w:rFonts w:ascii="Times New Roman" w:hAnsi="Times New Roman" w:eastAsia="Times New Roman"/>
-                <w:sz w:val="22"/>
+                <w:rFonts w:ascii="Times New Roman" w:hAnsi="Times New Roman" w:eastAsia="Times New Roman" w:cs="Times New Roman"/>
+                <w:sz w:val="24"/>
               </w:rPr>
               <w:t>Trả lời tại chỗ; bảng công thức tại bàn.</w:t>
             </w:r>
@@ -17492,8 +17492,8 @@
             </w:pPr>
             <w:r>
               <w:rPr>
-                <w:rFonts w:ascii="Times New Roman" w:hAnsi="Times New Roman" w:eastAsia="Times New Roman"/>
-                <w:sz w:val="22"/>
+                <w:rFonts w:ascii="Times New Roman" w:hAnsi="Times New Roman" w:eastAsia="Times New Roman" w:cs="Times New Roman"/>
+                <w:sz w:val="24"/>
               </w:rPr>
               <w:t>HĐ2</w:t>
             </w:r>
@@ -17511,8 +17511,8 @@
             </w:pPr>
             <w:r>
               <w:rPr>
-                <w:rFonts w:ascii="Times New Roman" w:hAnsi="Times New Roman" w:eastAsia="Times New Roman"/>
-                <w:sz w:val="22"/>
+                <w:rFonts w:ascii="Times New Roman" w:hAnsi="Times New Roman" w:eastAsia="Times New Roman" w:cs="Times New Roman"/>
+                <w:sz w:val="24"/>
               </w:rPr>
               <w:t>Phiếu 3 mức có hình vẽ ghi sẵn số đo; mời HS lên bảng trình bày.</w:t>
             </w:r>
@@ -17530,8 +17530,8 @@
             </w:pPr>
             <w:r>
               <w:rPr>
-                <w:rFonts w:ascii="Times New Roman" w:hAnsi="Times New Roman" w:eastAsia="Times New Roman"/>
-                <w:sz w:val="22"/>
+                <w:rFonts w:ascii="Times New Roman" w:hAnsi="Times New Roman" w:eastAsia="Times New Roman" w:cs="Times New Roman"/>
+                <w:sz w:val="24"/>
               </w:rPr>
               <w:t>Làm Mức 1 – 2; chấm tại bàn.</w:t>
             </w:r>
@@ -17551,8 +17551,8 @@
             </w:pPr>
             <w:r>
               <w:rPr>
-                <w:rFonts w:ascii="Times New Roman" w:hAnsi="Times New Roman" w:eastAsia="Times New Roman"/>
-                <w:sz w:val="22"/>
+                <w:rFonts w:ascii="Times New Roman" w:hAnsi="Times New Roman" w:eastAsia="Times New Roman" w:cs="Times New Roman"/>
+                <w:sz w:val="24"/>
               </w:rPr>
               <w:t>HĐ3</w:t>
             </w:r>
@@ -17570,8 +17570,8 @@
             </w:pPr>
             <w:r>
               <w:rPr>
-                <w:rFonts w:ascii="Times New Roman" w:hAnsi="Times New Roman" w:eastAsia="Times New Roman"/>
-                <w:sz w:val="22"/>
+                <w:rFonts w:ascii="Times New Roman" w:hAnsi="Times New Roman" w:eastAsia="Times New Roman" w:cs="Times New Roman"/>
+                <w:sz w:val="24"/>
               </w:rPr>
               <w:t>Bài toán đo đạc đất ở địa phương vẽ sẵn tam giác có số đo; trao đổi nhóm bằng giấy.</w:t>
             </w:r>
@@ -17589,8 +17589,8 @@
             </w:pPr>
             <w:r>
               <w:rPr>
-                <w:rFonts w:ascii="Times New Roman" w:hAnsi="Times New Roman" w:eastAsia="Times New Roman"/>
-                <w:sz w:val="22"/>
+                <w:rFonts w:ascii="Times New Roman" w:hAnsi="Times New Roman" w:eastAsia="Times New Roman" w:cs="Times New Roman"/>
+                <w:sz w:val="24"/>
               </w:rPr>
               <w:t>Phần tính toán tại bàn, không đi đo.</w:t>
             </w:r>
@@ -17610,8 +17610,8 @@
             </w:pPr>
             <w:r>
               <w:rPr>
-                <w:rFonts w:ascii="Times New Roman" w:hAnsi="Times New Roman" w:eastAsia="Times New Roman"/>
-                <w:sz w:val="22"/>
+                <w:rFonts w:ascii="Times New Roman" w:hAnsi="Times New Roman" w:eastAsia="Times New Roman" w:cs="Times New Roman"/>
+                <w:sz w:val="24"/>
               </w:rPr>
               <w:t>Củng cố</w:t>
             </w:r>
@@ -17629,8 +17629,8 @@
             </w:pPr>
             <w:r>
               <w:rPr>
-                <w:rFonts w:ascii="Times New Roman" w:hAnsi="Times New Roman" w:eastAsia="Times New Roman"/>
-                <w:sz w:val="22"/>
+                <w:rFonts w:ascii="Times New Roman" w:hAnsi="Times New Roman" w:eastAsia="Times New Roman" w:cs="Times New Roman"/>
+                <w:sz w:val="24"/>
               </w:rPr>
               <w:t>Bài trắc nghiệm online: HS làm bình thường trên điện thoại (đề chữ, không âm thanh); GV viết lên bảng thời gian làm bài.</w:t>
             </w:r>
@@ -17648,8 +17648,8 @@
             </w:pPr>
             <w:r>
               <w:rPr>
-                <w:rFonts w:ascii="Times New Roman" w:hAnsi="Times New Roman" w:eastAsia="Times New Roman"/>
-                <w:sz w:val="22"/>
+                <w:rFonts w:ascii="Times New Roman" w:hAnsi="Times New Roman" w:eastAsia="Times New Roman" w:cs="Times New Roman"/>
+                <w:sz w:val="24"/>
               </w:rPr>
               <w:t>Bài trắc nghiệm online: làm tại chỗ, được làm ở nhà nếu mệt hoặc đang điều trị.</w:t>
             </w:r>
@@ -17669,8 +17669,8 @@
             </w:pPr>
             <w:r>
               <w:rPr>
-                <w:rFonts w:ascii="Times New Roman" w:hAnsi="Times New Roman" w:eastAsia="Times New Roman"/>
-                <w:sz w:val="22"/>
+                <w:rFonts w:ascii="Times New Roman" w:hAnsi="Times New Roman" w:eastAsia="Times New Roman" w:cs="Times New Roman"/>
+                <w:sz w:val="24"/>
               </w:rPr>
               <w:t>Đánh giá</w:t>
             </w:r>
@@ -17688,8 +17688,8 @@
             </w:pPr>
             <w:r>
               <w:rPr>
-                <w:rFonts w:ascii="Times New Roman" w:hAnsi="Times New Roman" w:eastAsia="Times New Roman"/>
-                <w:sz w:val="22"/>
+                <w:rFonts w:ascii="Times New Roman" w:hAnsi="Times New Roman" w:eastAsia="Times New Roman" w:cs="Times New Roman"/>
+                <w:sz w:val="24"/>
               </w:rPr>
               <w:t>Miễn hoàn toàn vấn đáp bằng lời; đánh giá qua viết lên bảng (khuyến khích, tuyên dương), vở, phiếu học tập, sản phẩm vẽ, STEM; đề ngắn gọn, tường minh, ưu tiên kí hiệu và hình vẽ; mọi hướng dẫn, đính chính trong giờ kiểm tra được viết lên bảng.</w:t>
             </w:r>
@@ -17707,8 +17707,8 @@
             </w:pPr>
             <w:r>
               <w:rPr>
-                <w:rFonts w:ascii="Times New Roman" w:hAnsi="Times New Roman" w:eastAsia="Times New Roman"/>
-                <w:sz w:val="22"/>
+                <w:rFonts w:ascii="Times New Roman" w:hAnsi="Times New Roman" w:eastAsia="Times New Roman" w:cs="Times New Roman"/>
+                <w:sz w:val="24"/>
               </w:rPr>
               <w:t>Đánh giá linh hoạt qua vở, phiếu ngắn, hỏi đáp tại chỗ (không bắt đứng lên bảng lâu khi đau khớp, mệt); đề vừa sức (Nhận biết – Thông hiểu), thêm 15 – 20 phút nếu mệt, được nghỉ uống nước; kiểm tra bù nếu trùng lịch nhập viện.</w:t>
             </w:r>
@@ -17771,7 +17771,7 @@
       <w:rPr>
         <w:i/>
         <w:color w:val="1F4E79"/>
-        <w:sz w:val="22"/>
+        <w:sz w:val="24"/>
       </w:rPr>
       <w:t>GV: TTT</w:t>
     </w:r>
@@ -17779,7 +17779,7 @@
       <w:rPr>
         <w:i/>
         <w:color w:val="1F4E79"/>
-        <w:sz w:val="22"/>
+        <w:sz w:val="24"/>
       </w:rPr>
       <w:tab/>
       <w:t xml:space="preserve">Trang </w:t>
@@ -17796,14 +17796,14 @@
     <w:r>
       <w:rPr>
         <w:i/>
-        <w:sz w:val="22"/>
+        <w:sz w:val="24"/>
       </w:rPr>
       <w:t>1</w:t>
     </w:r>
     <w:r>
       <w:rPr>
         <w:i/>
-        <w:sz w:val="22"/>
+        <w:sz w:val="24"/>
       </w:rPr>
       <w:fldChar w:fldCharType="end"/>
     </w:r>
@@ -17863,7 +17863,7 @@
         <w:b/>
         <w:i/>
         <w:color w:val="1F4E79"/>
-        <w:sz w:val="22"/>
+        <w:sz w:val="24"/>
       </w:rPr>
       <w:t>KHBD-TOÁN10</w:t>
     </w:r>
@@ -17871,7 +17871,7 @@
       <w:rPr>
         <w:i/>
         <w:color w:val="1F4E79"/>
-        <w:sz w:val="22"/>
+        <w:sz w:val="24"/>
       </w:rPr>
       <w:tab/>
       <w:t>Năm học 2026-2027</w:t>
@@ -17978,7 +17978,7 @@
         <w:ind w:left="1440" w:hanging="360"/>
       </w:pPr>
       <w:rPr>
-        <w:rFonts w:ascii="Symbol" w:hAnsi="Symbol" w:hint="default"/>
+        <w:rFonts w:ascii="Times New Roman" w:hAnsi="Times New Roman" w:eastAsia="Times New Roman" w:cs="Times New Roman"/>
       </w:rPr>
     </w:lvl>
   </w:abstractNum>
@@ -17999,7 +17999,7 @@
         <w:ind w:left="1080" w:hanging="360"/>
       </w:pPr>
       <w:rPr>
-        <w:rFonts w:ascii="Symbol" w:hAnsi="Symbol" w:hint="default"/>
+        <w:rFonts w:ascii="Times New Roman" w:hAnsi="Times New Roman" w:eastAsia="Times New Roman" w:cs="Times New Roman"/>
       </w:rPr>
     </w:lvl>
   </w:abstractNum>
@@ -18020,7 +18020,7 @@
         <w:ind w:left="720" w:hanging="360"/>
       </w:pPr>
       <w:rPr>
-        <w:rFonts w:ascii="Symbol" w:hAnsi="Symbol" w:hint="default"/>
+        <w:rFonts w:ascii="Times New Roman" w:hAnsi="Times New Roman" w:eastAsia="Times New Roman" w:cs="Times New Roman"/>
       </w:rPr>
     </w:lvl>
   </w:abstractNum>
@@ -18059,7 +18059,7 @@
         <w:ind w:left="360" w:hanging="360"/>
       </w:pPr>
       <w:rPr>
-        <w:rFonts w:ascii="Symbol" w:hAnsi="Symbol" w:hint="default"/>
+        <w:rFonts w:ascii="Times New Roman" w:hAnsi="Times New Roman" w:eastAsia="Times New Roman" w:cs="Times New Roman"/>
       </w:rPr>
     </w:lvl>
   </w:abstractNum>
@@ -18098,10 +18098,10 @@
   <w:docDefaults>
     <w:rPrDefault>
       <w:rPr>
-        <w:rFonts w:asciiTheme="minorHAnsi" w:eastAsiaTheme="minorEastAsia" w:hAnsiTheme="minorHAnsi" w:cstheme="minorBidi"/>
-        <w:sz w:val="22"/>
-        <w:szCs w:val="22"/>
+        <w:rFonts w:ascii="Times New Roman" w:hAnsi="Times New Roman" w:eastAsia="Times New Roman" w:cs="Times New Roman"/>
         <w:lang w:val="en-US" w:eastAsia="en-US" w:bidi="ar-SA"/>
+        <w:sz w:val="24"/>
+        <w:szCs w:val="24"/>
       </w:rPr>
     </w:rPrDefault>
     <w:pPrDefault>
@@ -18484,8 +18484,8 @@
     <w:qFormat/>
     <w:rsid w:val="00FC693F"/>
     <w:rPr>
-      <w:rFonts w:ascii="Times New Roman" w:eastAsia="Times New Roman" w:hAnsi="Times New Roman"/>
-      <w:sz w:val="26"/>
+      <w:rFonts w:ascii="Times New Roman" w:hAnsi="Times New Roman" w:eastAsia="Times New Roman" w:cs="Times New Roman"/>
+      <w:sz w:val="24"/>
     </w:rPr>
   </w:style>
   <w:style w:type="paragraph" w:styleId="Heading1">
@@ -18503,12 +18503,12 @@
       <w:outlineLvl w:val="0"/>
     </w:pPr>
     <w:rPr>
-      <w:rFonts w:asciiTheme="majorHAnsi" w:eastAsiaTheme="majorEastAsia" w:hAnsiTheme="majorHAnsi" w:cstheme="majorBidi"/>
+      <w:rFonts w:ascii="Times New Roman" w:hAnsi="Times New Roman" w:eastAsia="Times New Roman" w:cs="Times New Roman"/>
       <w:b/>
       <w:bCs/>
       <w:color w:val="365F91" w:themeColor="accent1" w:themeShade="BF"/>
-      <w:sz w:val="28"/>
-      <w:szCs w:val="28"/>
+      <w:sz w:val="24"/>
+      <w:szCs w:val="24"/>
     </w:rPr>
   </w:style>
   <w:style w:type="paragraph" w:styleId="Heading2">
@@ -18527,11 +18527,11 @@
       <w:outlineLvl w:val="1"/>
     </w:pPr>
     <w:rPr>
-      <w:rFonts w:asciiTheme="majorHAnsi" w:eastAsiaTheme="majorEastAsia" w:hAnsiTheme="majorHAnsi" w:cstheme="majorBidi"/>
+      <w:rFonts w:ascii="Times New Roman" w:hAnsi="Times New Roman" w:eastAsia="Times New Roman" w:cs="Times New Roman"/>
       <w:b/>
       <w:bCs/>
       <w:color w:val="4F81BD" w:themeColor="accent1"/>
-      <w:szCs w:val="26"/>
+      <w:szCs w:val="24"/>
     </w:rPr>
   </w:style>
   <w:style w:type="paragraph" w:styleId="Heading3">
@@ -18550,7 +18550,7 @@
       <w:outlineLvl w:val="2"/>
     </w:pPr>
     <w:rPr>
-      <w:rFonts w:asciiTheme="majorHAnsi" w:eastAsiaTheme="majorEastAsia" w:hAnsiTheme="majorHAnsi" w:cstheme="majorBidi"/>
+      <w:rFonts w:ascii="Times New Roman" w:hAnsi="Times New Roman" w:eastAsia="Times New Roman" w:cs="Times New Roman"/>
       <w:b/>
       <w:bCs/>
       <w:color w:val="4F81BD" w:themeColor="accent1"/>
@@ -18573,7 +18573,7 @@
       <w:outlineLvl w:val="3"/>
     </w:pPr>
     <w:rPr>
-      <w:rFonts w:asciiTheme="majorHAnsi" w:eastAsiaTheme="majorEastAsia" w:hAnsiTheme="majorHAnsi" w:cstheme="majorBidi"/>
+      <w:rFonts w:ascii="Times New Roman" w:hAnsi="Times New Roman" w:eastAsia="Times New Roman" w:cs="Times New Roman"/>
       <w:b/>
       <w:bCs/>
       <w:i/>
@@ -18598,7 +18598,7 @@
       <w:outlineLvl w:val="4"/>
     </w:pPr>
     <w:rPr>
-      <w:rFonts w:asciiTheme="majorHAnsi" w:eastAsiaTheme="majorEastAsia" w:hAnsiTheme="majorHAnsi" w:cstheme="majorBidi"/>
+      <w:rFonts w:ascii="Times New Roman" w:hAnsi="Times New Roman" w:eastAsia="Times New Roman" w:cs="Times New Roman"/>
       <w:color w:val="243F60" w:themeColor="accent1" w:themeShade="7F"/>
     </w:rPr>
   </w:style>
@@ -18619,7 +18619,7 @@
       <w:outlineLvl w:val="5"/>
     </w:pPr>
     <w:rPr>
-      <w:rFonts w:asciiTheme="majorHAnsi" w:eastAsiaTheme="majorEastAsia" w:hAnsiTheme="majorHAnsi" w:cstheme="majorBidi"/>
+      <w:rFonts w:ascii="Times New Roman" w:hAnsi="Times New Roman" w:eastAsia="Times New Roman" w:cs="Times New Roman"/>
       <w:i/>
       <w:iCs/>
       <w:color w:val="243F60" w:themeColor="accent1" w:themeShade="7F"/>
@@ -18642,7 +18642,7 @@
       <w:outlineLvl w:val="6"/>
     </w:pPr>
     <w:rPr>
-      <w:rFonts w:asciiTheme="majorHAnsi" w:eastAsiaTheme="majorEastAsia" w:hAnsiTheme="majorHAnsi" w:cstheme="majorBidi"/>
+      <w:rFonts w:ascii="Times New Roman" w:hAnsi="Times New Roman" w:eastAsia="Times New Roman" w:cs="Times New Roman"/>
       <w:i/>
       <w:iCs/>
       <w:color w:val="404040" w:themeColor="text1" w:themeTint="BF"/>
@@ -18665,10 +18665,10 @@
       <w:outlineLvl w:val="7"/>
     </w:pPr>
     <w:rPr>
-      <w:rFonts w:asciiTheme="majorHAnsi" w:eastAsiaTheme="majorEastAsia" w:hAnsiTheme="majorHAnsi" w:cstheme="majorBidi"/>
+      <w:rFonts w:ascii="Times New Roman" w:hAnsi="Times New Roman" w:eastAsia="Times New Roman" w:cs="Times New Roman"/>
       <w:color w:val="4F81BD" w:themeColor="accent1"/>
-      <w:sz w:val="20"/>
-      <w:szCs w:val="20"/>
+      <w:sz w:val="24"/>
+      <w:szCs w:val="24"/>
     </w:rPr>
   </w:style>
   <w:style w:type="paragraph" w:styleId="Heading9">
@@ -18688,12 +18688,12 @@
       <w:outlineLvl w:val="8"/>
     </w:pPr>
     <w:rPr>
-      <w:rFonts w:asciiTheme="majorHAnsi" w:eastAsiaTheme="majorEastAsia" w:hAnsiTheme="majorHAnsi" w:cstheme="majorBidi"/>
+      <w:rFonts w:ascii="Times New Roman" w:hAnsi="Times New Roman" w:eastAsia="Times New Roman" w:cs="Times New Roman"/>
       <w:i/>
       <w:iCs/>
       <w:color w:val="404040" w:themeColor="text1" w:themeTint="BF"/>
-      <w:sz w:val="20"/>
-      <w:szCs w:val="20"/>
+      <w:sz w:val="24"/>
+      <w:szCs w:val="24"/>
     </w:rPr>
   </w:style>
   <w:style w:type="character" w:default="1" w:styleId="DefaultParagraphFont">
@@ -18775,12 +18775,12 @@
     <w:uiPriority w:val="9"/>
     <w:rsid w:val="00FC693F"/>
     <w:rPr>
-      <w:rFonts w:asciiTheme="majorHAnsi" w:eastAsiaTheme="majorEastAsia" w:hAnsiTheme="majorHAnsi" w:cstheme="majorBidi"/>
+      <w:rFonts w:ascii="Times New Roman" w:hAnsi="Times New Roman" w:eastAsia="Times New Roman" w:cs="Times New Roman"/>
       <w:b/>
       <w:bCs/>
       <w:color w:val="365F91" w:themeColor="accent1" w:themeShade="BF"/>
-      <w:sz w:val="28"/>
-      <w:szCs w:val="28"/>
+      <w:sz w:val="24"/>
+      <w:szCs w:val="24"/>
     </w:rPr>
   </w:style>
   <w:style w:type="character" w:customStyle="1" w:styleId="Heading2Char">
@@ -18790,12 +18790,12 @@
     <w:uiPriority w:val="9"/>
     <w:rsid w:val="00FC693F"/>
     <w:rPr>
-      <w:rFonts w:asciiTheme="majorHAnsi" w:eastAsiaTheme="majorEastAsia" w:hAnsiTheme="majorHAnsi" w:cstheme="majorBidi"/>
+      <w:rFonts w:ascii="Times New Roman" w:hAnsi="Times New Roman" w:eastAsia="Times New Roman" w:cs="Times New Roman"/>
       <w:b/>
       <w:bCs/>
       <w:color w:val="4F81BD" w:themeColor="accent1"/>
-      <w:sz w:val="26"/>
-      <w:szCs w:val="26"/>
+      <w:sz w:val="24"/>
+      <w:szCs w:val="24"/>
     </w:rPr>
   </w:style>
   <w:style w:type="character" w:customStyle="1" w:styleId="Heading3Char">
@@ -18805,7 +18805,7 @@
     <w:uiPriority w:val="9"/>
     <w:rsid w:val="00FC693F"/>
     <w:rPr>
-      <w:rFonts w:asciiTheme="majorHAnsi" w:eastAsiaTheme="majorEastAsia" w:hAnsiTheme="majorHAnsi" w:cstheme="majorBidi"/>
+      <w:rFonts w:ascii="Times New Roman" w:hAnsi="Times New Roman" w:eastAsia="Times New Roman" w:cs="Times New Roman"/>
       <w:b/>
       <w:bCs/>
       <w:color w:val="4F81BD" w:themeColor="accent1"/>
@@ -18827,12 +18827,12 @@
       <w:contextualSpacing/>
     </w:pPr>
     <w:rPr>
-      <w:rFonts w:asciiTheme="majorHAnsi" w:eastAsiaTheme="majorEastAsia" w:hAnsiTheme="majorHAnsi" w:cstheme="majorBidi"/>
+      <w:rFonts w:ascii="Times New Roman" w:hAnsi="Times New Roman" w:eastAsia="Times New Roman" w:cs="Times New Roman"/>
       <w:color w:val="17365D" w:themeColor="text2" w:themeShade="BF"/>
       <w:spacing w:val="5"/>
       <w:kern w:val="28"/>
-      <w:sz w:val="52"/>
-      <w:szCs w:val="52"/>
+      <w:sz w:val="24"/>
+      <w:szCs w:val="24"/>
     </w:rPr>
   </w:style>
   <w:style w:type="character" w:customStyle="1" w:styleId="TitleChar">
@@ -18842,12 +18842,12 @@
     <w:uiPriority w:val="10"/>
     <w:rsid w:val="00FC693F"/>
     <w:rPr>
-      <w:rFonts w:asciiTheme="majorHAnsi" w:eastAsiaTheme="majorEastAsia" w:hAnsiTheme="majorHAnsi" w:cstheme="majorBidi"/>
+      <w:rFonts w:ascii="Times New Roman" w:hAnsi="Times New Roman" w:eastAsia="Times New Roman" w:cs="Times New Roman"/>
       <w:color w:val="17365D" w:themeColor="text2" w:themeShade="BF"/>
       <w:spacing w:val="5"/>
       <w:kern w:val="28"/>
-      <w:sz w:val="52"/>
-      <w:szCs w:val="52"/>
+      <w:sz w:val="24"/>
+      <w:szCs w:val="24"/>
     </w:rPr>
   </w:style>
   <w:style w:type="paragraph" w:styleId="Subtitle">
@@ -18864,7 +18864,7 @@
       </w:numPr>
     </w:pPr>
     <w:rPr>
-      <w:rFonts w:asciiTheme="majorHAnsi" w:eastAsiaTheme="majorEastAsia" w:hAnsiTheme="majorHAnsi" w:cstheme="majorBidi"/>
+      <w:rFonts w:ascii="Times New Roman" w:hAnsi="Times New Roman" w:eastAsia="Times New Roman" w:cs="Times New Roman"/>
       <w:i/>
       <w:iCs/>
       <w:color w:val="4F81BD" w:themeColor="accent1"/>
@@ -18880,7 +18880,7 @@
     <w:uiPriority w:val="11"/>
     <w:rsid w:val="00FC693F"/>
     <w:rPr>
-      <w:rFonts w:asciiTheme="majorHAnsi" w:eastAsiaTheme="majorEastAsia" w:hAnsiTheme="majorHAnsi" w:cstheme="majorBidi"/>
+      <w:rFonts w:ascii="Times New Roman" w:hAnsi="Times New Roman" w:eastAsia="Times New Roman" w:cs="Times New Roman"/>
       <w:i/>
       <w:iCs/>
       <w:color w:val="4F81BD" w:themeColor="accent1"/>
@@ -18947,8 +18947,8 @@
       <w:spacing w:after="120"/>
     </w:pPr>
     <w:rPr>
-      <w:sz w:val="16"/>
-      <w:szCs w:val="16"/>
+      <w:sz w:val="24"/>
+      <w:szCs w:val="24"/>
     </w:rPr>
   </w:style>
   <w:style w:type="character" w:customStyle="1" w:styleId="BodyText3Char">
@@ -18958,8 +18958,8 @@
     <w:uiPriority w:val="99"/>
     <w:rsid w:val="00AA1D8D"/>
     <w:rPr>
-      <w:sz w:val="16"/>
-      <w:szCs w:val="16"/>
+      <w:sz w:val="24"/>
+      <w:szCs w:val="24"/>
     </w:rPr>
   </w:style>
   <w:style w:type="paragraph" w:styleId="List">
@@ -19127,9 +19127,9 @@
       </w:tabs>
     </w:pPr>
     <w:rPr>
-      <w:rFonts w:ascii="Courier" w:hAnsi="Courier"/>
-      <w:sz w:val="20"/>
-      <w:szCs w:val="20"/>
+      <w:rFonts w:ascii="Times New Roman" w:hAnsi="Times New Roman" w:eastAsia="Times New Roman" w:cs="Times New Roman"/>
+      <w:sz w:val="24"/>
+      <w:szCs w:val="24"/>
     </w:rPr>
   </w:style>
   <w:style w:type="character" w:customStyle="1" w:styleId="MacroTextChar">
@@ -19139,9 +19139,9 @@
     <w:uiPriority w:val="99"/>
     <w:rsid w:val="0029639D"/>
     <w:rPr>
-      <w:rFonts w:ascii="Courier" w:hAnsi="Courier"/>
-      <w:sz w:val="20"/>
-      <w:szCs w:val="20"/>
+      <w:rFonts w:ascii="Times New Roman" w:hAnsi="Times New Roman" w:eastAsia="Times New Roman" w:cs="Times New Roman"/>
+      <w:sz w:val="24"/>
+      <w:szCs w:val="24"/>
     </w:rPr>
   </w:style>
   <w:style w:type="paragraph" w:styleId="Quote">
@@ -19178,7 +19178,7 @@
     <w:semiHidden/>
     <w:rsid w:val="00FC693F"/>
     <w:rPr>
-      <w:rFonts w:asciiTheme="majorHAnsi" w:eastAsiaTheme="majorEastAsia" w:hAnsiTheme="majorHAnsi" w:cstheme="majorBidi"/>
+      <w:rFonts w:ascii="Times New Roman" w:hAnsi="Times New Roman" w:eastAsia="Times New Roman" w:cs="Times New Roman"/>
       <w:b/>
       <w:bCs/>
       <w:i/>
@@ -19194,7 +19194,7 @@
     <w:semiHidden/>
     <w:rsid w:val="00FC693F"/>
     <w:rPr>
-      <w:rFonts w:asciiTheme="majorHAnsi" w:eastAsiaTheme="majorEastAsia" w:hAnsiTheme="majorHAnsi" w:cstheme="majorBidi"/>
+      <w:rFonts w:ascii="Times New Roman" w:hAnsi="Times New Roman" w:eastAsia="Times New Roman" w:cs="Times New Roman"/>
       <w:color w:val="243F60" w:themeColor="accent1" w:themeShade="7F"/>
     </w:rPr>
   </w:style>
@@ -19206,7 +19206,7 @@
     <w:semiHidden/>
     <w:rsid w:val="00FC693F"/>
     <w:rPr>
-      <w:rFonts w:asciiTheme="majorHAnsi" w:eastAsiaTheme="majorEastAsia" w:hAnsiTheme="majorHAnsi" w:cstheme="majorBidi"/>
+      <w:rFonts w:ascii="Times New Roman" w:hAnsi="Times New Roman" w:eastAsia="Times New Roman" w:cs="Times New Roman"/>
       <w:i/>
       <w:iCs/>
       <w:color w:val="243F60" w:themeColor="accent1" w:themeShade="7F"/>
@@ -19220,7 +19220,7 @@
     <w:semiHidden/>
     <w:rsid w:val="00FC693F"/>
     <w:rPr>
-      <w:rFonts w:asciiTheme="majorHAnsi" w:eastAsiaTheme="majorEastAsia" w:hAnsiTheme="majorHAnsi" w:cstheme="majorBidi"/>
+      <w:rFonts w:ascii="Times New Roman" w:hAnsi="Times New Roman" w:eastAsia="Times New Roman" w:cs="Times New Roman"/>
       <w:i/>
       <w:iCs/>
       <w:color w:val="404040" w:themeColor="text1" w:themeTint="BF"/>
@@ -19234,10 +19234,10 @@
     <w:semiHidden/>
     <w:rsid w:val="00FC693F"/>
     <w:rPr>
-      <w:rFonts w:asciiTheme="majorHAnsi" w:eastAsiaTheme="majorEastAsia" w:hAnsiTheme="majorHAnsi" w:cstheme="majorBidi"/>
+      <w:rFonts w:ascii="Times New Roman" w:hAnsi="Times New Roman" w:eastAsia="Times New Roman" w:cs="Times New Roman"/>
       <w:color w:val="4F81BD" w:themeColor="accent1"/>
-      <w:sz w:val="20"/>
-      <w:szCs w:val="20"/>
+      <w:sz w:val="24"/>
+      <w:szCs w:val="24"/>
     </w:rPr>
   </w:style>
   <w:style w:type="character" w:customStyle="1" w:styleId="Heading9Char">
@@ -19248,12 +19248,12 @@
     <w:semiHidden/>
     <w:rsid w:val="00FC693F"/>
     <w:rPr>
-      <w:rFonts w:asciiTheme="majorHAnsi" w:eastAsiaTheme="majorEastAsia" w:hAnsiTheme="majorHAnsi" w:cstheme="majorBidi"/>
+      <w:rFonts w:ascii="Times New Roman" w:hAnsi="Times New Roman" w:eastAsia="Times New Roman" w:cs="Times New Roman"/>
       <w:i/>
       <w:iCs/>
       <w:color w:val="404040" w:themeColor="text1" w:themeTint="BF"/>
-      <w:sz w:val="20"/>
-      <w:szCs w:val="20"/>
+      <w:sz w:val="24"/>
+      <w:szCs w:val="24"/>
     </w:rPr>
   </w:style>
   <w:style w:type="paragraph" w:styleId="Caption">
@@ -19272,8 +19272,8 @@
       <w:b/>
       <w:bCs/>
       <w:color w:val="4F81BD" w:themeColor="accent1"/>
-      <w:sz w:val="18"/>
-      <w:szCs w:val="18"/>
+      <w:sz w:val="24"/>
+      <w:szCs w:val="24"/>
     </w:rPr>
   </w:style>
   <w:style w:type="character" w:styleId="Strong">
@@ -20725,7 +20725,7 @@
         <w:spacing w:before="0" w:after="0" w:line="240" w:lineRule="auto"/>
       </w:pPr>
       <w:rPr>
-        <w:rFonts w:asciiTheme="majorHAnsi" w:eastAsiaTheme="majorEastAsia" w:hAnsiTheme="majorHAnsi" w:cstheme="majorBidi"/>
+        <w:rFonts w:ascii="Times New Roman" w:hAnsi="Times New Roman" w:eastAsia="Times New Roman" w:cs="Times New Roman"/>
         <w:b/>
         <w:bCs/>
       </w:rPr>
@@ -20746,7 +20746,7 @@
         <w:spacing w:before="0" w:after="0" w:line="240" w:lineRule="auto"/>
       </w:pPr>
       <w:rPr>
-        <w:rFonts w:asciiTheme="majorHAnsi" w:eastAsiaTheme="majorEastAsia" w:hAnsiTheme="majorHAnsi" w:cstheme="majorBidi"/>
+        <w:rFonts w:ascii="Times New Roman" w:hAnsi="Times New Roman" w:eastAsia="Times New Roman" w:cs="Times New Roman"/>
         <w:b/>
         <w:bCs/>
       </w:rPr>
@@ -20764,14 +20764,14 @@
     </w:tblStylePr>
     <w:tblStylePr w:type="firstCol">
       <w:rPr>
-        <w:rFonts w:asciiTheme="majorHAnsi" w:eastAsiaTheme="majorEastAsia" w:hAnsiTheme="majorHAnsi" w:cstheme="majorBidi"/>
+        <w:rFonts w:ascii="Times New Roman" w:hAnsi="Times New Roman" w:eastAsia="Times New Roman" w:cs="Times New Roman"/>
         <w:b/>
         <w:bCs/>
       </w:rPr>
     </w:tblStylePr>
     <w:tblStylePr w:type="lastCol">
       <w:rPr>
-        <w:rFonts w:asciiTheme="majorHAnsi" w:eastAsiaTheme="majorEastAsia" w:hAnsiTheme="majorHAnsi" w:cstheme="majorBidi"/>
+        <w:rFonts w:ascii="Times New Roman" w:hAnsi="Times New Roman" w:eastAsia="Times New Roman" w:cs="Times New Roman"/>
         <w:b/>
         <w:bCs/>
       </w:rPr>
@@ -20848,7 +20848,7 @@
         <w:spacing w:before="0" w:after="0" w:line="240" w:lineRule="auto"/>
       </w:pPr>
       <w:rPr>
-        <w:rFonts w:asciiTheme="majorHAnsi" w:eastAsiaTheme="majorEastAsia" w:hAnsiTheme="majorHAnsi" w:cstheme="majorBidi"/>
+        <w:rFonts w:ascii="Times New Roman" w:hAnsi="Times New Roman" w:eastAsia="Times New Roman" w:cs="Times New Roman"/>
         <w:b/>
         <w:bCs/>
       </w:rPr>
@@ -20869,7 +20869,7 @@
         <w:spacing w:before="0" w:after="0" w:line="240" w:lineRule="auto"/>
       </w:pPr>
       <w:rPr>
-        <w:rFonts w:asciiTheme="majorHAnsi" w:eastAsiaTheme="majorEastAsia" w:hAnsiTheme="majorHAnsi" w:cstheme="majorBidi"/>
+        <w:rFonts w:ascii="Times New Roman" w:hAnsi="Times New Roman" w:eastAsia="Times New Roman" w:cs="Times New Roman"/>
         <w:b/>
         <w:bCs/>
       </w:rPr>
@@ -20887,14 +20887,14 @@
     </w:tblStylePr>
     <w:tblStylePr w:type="firstCol">
       <w:rPr>
-        <w:rFonts w:asciiTheme="majorHAnsi" w:eastAsiaTheme="majorEastAsia" w:hAnsiTheme="majorHAnsi" w:cstheme="majorBidi"/>
+        <w:rFonts w:ascii="Times New Roman" w:hAnsi="Times New Roman" w:eastAsia="Times New Roman" w:cs="Times New Roman"/>
         <w:b/>
         <w:bCs/>
       </w:rPr>
     </w:tblStylePr>
     <w:tblStylePr w:type="lastCol">
       <w:rPr>
-        <w:rFonts w:asciiTheme="majorHAnsi" w:eastAsiaTheme="majorEastAsia" w:hAnsiTheme="majorHAnsi" w:cstheme="majorBidi"/>
+        <w:rFonts w:ascii="Times New Roman" w:hAnsi="Times New Roman" w:eastAsia="Times New Roman" w:cs="Times New Roman"/>
         <w:b/>
         <w:bCs/>
       </w:rPr>
@@ -20971,7 +20971,7 @@
         <w:spacing w:before="0" w:after="0" w:line="240" w:lineRule="auto"/>
       </w:pPr>
       <w:rPr>
-        <w:rFonts w:asciiTheme="majorHAnsi" w:eastAsiaTheme="majorEastAsia" w:hAnsiTheme="majorHAnsi" w:cstheme="majorBidi"/>
+        <w:rFonts w:ascii="Times New Roman" w:hAnsi="Times New Roman" w:eastAsia="Times New Roman" w:cs="Times New Roman"/>
         <w:b/>
         <w:bCs/>
       </w:rPr>
@@ -20992,7 +20992,7 @@
         <w:spacing w:before="0" w:after="0" w:line="240" w:lineRule="auto"/>
       </w:pPr>
       <w:rPr>
-        <w:rFonts w:asciiTheme="majorHAnsi" w:eastAsiaTheme="majorEastAsia" w:hAnsiTheme="majorHAnsi" w:cstheme="majorBidi"/>
+        <w:rFonts w:ascii="Times New Roman" w:hAnsi="Times New Roman" w:eastAsia="Times New Roman" w:cs="Times New Roman"/>
         <w:b/>
         <w:bCs/>
       </w:rPr>
@@ -21010,14 +21010,14 @@
     </w:tblStylePr>
     <w:tblStylePr w:type="firstCol">
       <w:rPr>
-        <w:rFonts w:asciiTheme="majorHAnsi" w:eastAsiaTheme="majorEastAsia" w:hAnsiTheme="majorHAnsi" w:cstheme="majorBidi"/>
+        <w:rFonts w:ascii="Times New Roman" w:hAnsi="Times New Roman" w:eastAsia="Times New Roman" w:cs="Times New Roman"/>
         <w:b/>
         <w:bCs/>
       </w:rPr>
     </w:tblStylePr>
     <w:tblStylePr w:type="lastCol">
       <w:rPr>
-        <w:rFonts w:asciiTheme="majorHAnsi" w:eastAsiaTheme="majorEastAsia" w:hAnsiTheme="majorHAnsi" w:cstheme="majorBidi"/>
+        <w:rFonts w:ascii="Times New Roman" w:hAnsi="Times New Roman" w:eastAsia="Times New Roman" w:cs="Times New Roman"/>
         <w:b/>
         <w:bCs/>
       </w:rPr>
@@ -21094,7 +21094,7 @@
         <w:spacing w:before="0" w:after="0" w:line="240" w:lineRule="auto"/>
       </w:pPr>
       <w:rPr>
-        <w:rFonts w:asciiTheme="majorHAnsi" w:eastAsiaTheme="majorEastAsia" w:hAnsiTheme="majorHAnsi" w:cstheme="majorBidi"/>
+        <w:rFonts w:ascii="Times New Roman" w:hAnsi="Times New Roman" w:eastAsia="Times New Roman" w:cs="Times New Roman"/>
         <w:b/>
         <w:bCs/>
       </w:rPr>
@@ -21115,7 +21115,7 @@
         <w:spacing w:before="0" w:after="0" w:line="240" w:lineRule="auto"/>
       </w:pPr>
       <w:rPr>
-        <w:rFonts w:asciiTheme="majorHAnsi" w:eastAsiaTheme="majorEastAsia" w:hAnsiTheme="majorHAnsi" w:cstheme="majorBidi"/>
+        <w:rFonts w:ascii="Times New Roman" w:hAnsi="Times New Roman" w:eastAsia="Times New Roman" w:cs="Times New Roman"/>
         <w:b/>
         <w:bCs/>
       </w:rPr>
@@ -21133,14 +21133,14 @@
     </w:tblStylePr>
     <w:tblStylePr w:type="firstCol">
       <w:rPr>
-        <w:rFonts w:asciiTheme="majorHAnsi" w:eastAsiaTheme="majorEastAsia" w:hAnsiTheme="majorHAnsi" w:cstheme="majorBidi"/>
+        <w:rFonts w:ascii="Times New Roman" w:hAnsi="Times New Roman" w:eastAsia="Times New Roman" w:cs="Times New Roman"/>
         <w:b/>
         <w:bCs/>
       </w:rPr>
     </w:tblStylePr>
     <w:tblStylePr w:type="lastCol">
       <w:rPr>
-        <w:rFonts w:asciiTheme="majorHAnsi" w:eastAsiaTheme="majorEastAsia" w:hAnsiTheme="majorHAnsi" w:cstheme="majorBidi"/>
+        <w:rFonts w:ascii="Times New Roman" w:hAnsi="Times New Roman" w:eastAsia="Times New Roman" w:cs="Times New Roman"/>
         <w:b/>
         <w:bCs/>
       </w:rPr>
@@ -21217,7 +21217,7 @@
         <w:spacing w:before="0" w:after="0" w:line="240" w:lineRule="auto"/>
       </w:pPr>
       <w:rPr>
-        <w:rFonts w:asciiTheme="majorHAnsi" w:eastAsiaTheme="majorEastAsia" w:hAnsiTheme="majorHAnsi" w:cstheme="majorBidi"/>
+        <w:rFonts w:ascii="Times New Roman" w:hAnsi="Times New Roman" w:eastAsia="Times New Roman" w:cs="Times New Roman"/>
         <w:b/>
         <w:bCs/>
       </w:rPr>
@@ -21238,7 +21238,7 @@
         <w:spacing w:before="0" w:after="0" w:line="240" w:lineRule="auto"/>
       </w:pPr>
       <w:rPr>
-        <w:rFonts w:asciiTheme="majorHAnsi" w:eastAsiaTheme="majorEastAsia" w:hAnsiTheme="majorHAnsi" w:cstheme="majorBidi"/>
+        <w:rFonts w:ascii="Times New Roman" w:hAnsi="Times New Roman" w:eastAsia="Times New Roman" w:cs="Times New Roman"/>
         <w:b/>
         <w:bCs/>
       </w:rPr>
@@ -21256,14 +21256,14 @@
     </w:tblStylePr>
     <w:tblStylePr w:type="firstCol">
       <w:rPr>
-        <w:rFonts w:asciiTheme="majorHAnsi" w:eastAsiaTheme="majorEastAsia" w:hAnsiTheme="majorHAnsi" w:cstheme="majorBidi"/>
+        <w:rFonts w:ascii="Times New Roman" w:hAnsi="Times New Roman" w:eastAsia="Times New Roman" w:cs="Times New Roman"/>
         <w:b/>
         <w:bCs/>
       </w:rPr>
     </w:tblStylePr>
     <w:tblStylePr w:type="lastCol">
       <w:rPr>
-        <w:rFonts w:asciiTheme="majorHAnsi" w:eastAsiaTheme="majorEastAsia" w:hAnsiTheme="majorHAnsi" w:cstheme="majorBidi"/>
+        <w:rFonts w:ascii="Times New Roman" w:hAnsi="Times New Roman" w:eastAsia="Times New Roman" w:cs="Times New Roman"/>
         <w:b/>
         <w:bCs/>
       </w:rPr>
@@ -21340,7 +21340,7 @@
         <w:spacing w:before="0" w:after="0" w:line="240" w:lineRule="auto"/>
       </w:pPr>
       <w:rPr>
-        <w:rFonts w:asciiTheme="majorHAnsi" w:eastAsiaTheme="majorEastAsia" w:hAnsiTheme="majorHAnsi" w:cstheme="majorBidi"/>
+        <w:rFonts w:ascii="Times New Roman" w:hAnsi="Times New Roman" w:eastAsia="Times New Roman" w:cs="Times New Roman"/>
         <w:b/>
         <w:bCs/>
       </w:rPr>
@@ -21361,7 +21361,7 @@
         <w:spacing w:before="0" w:after="0" w:line="240" w:lineRule="auto"/>
       </w:pPr>
       <w:rPr>
-        <w:rFonts w:asciiTheme="majorHAnsi" w:eastAsiaTheme="majorEastAsia" w:hAnsiTheme="majorHAnsi" w:cstheme="majorBidi"/>
+        <w:rFonts w:ascii="Times New Roman" w:hAnsi="Times New Roman" w:eastAsia="Times New Roman" w:cs="Times New Roman"/>
         <w:b/>
         <w:bCs/>
       </w:rPr>
@@ -21379,14 +21379,14 @@
     </w:tblStylePr>
     <w:tblStylePr w:type="firstCol">
       <w:rPr>
-        <w:rFonts w:asciiTheme="majorHAnsi" w:eastAsiaTheme="majorEastAsia" w:hAnsiTheme="majorHAnsi" w:cstheme="majorBidi"/>
+        <w:rFonts w:ascii="Times New Roman" w:hAnsi="Times New Roman" w:eastAsia="Times New Roman" w:cs="Times New Roman"/>
         <w:b/>
         <w:bCs/>
       </w:rPr>
     </w:tblStylePr>
     <w:tblStylePr w:type="lastCol">
       <w:rPr>
-        <w:rFonts w:asciiTheme="majorHAnsi" w:eastAsiaTheme="majorEastAsia" w:hAnsiTheme="majorHAnsi" w:cstheme="majorBidi"/>
+        <w:rFonts w:ascii="Times New Roman" w:hAnsi="Times New Roman" w:eastAsia="Times New Roman" w:cs="Times New Roman"/>
         <w:b/>
         <w:bCs/>
       </w:rPr>
@@ -21463,7 +21463,7 @@
         <w:spacing w:before="0" w:after="0" w:line="240" w:lineRule="auto"/>
       </w:pPr>
       <w:rPr>
-        <w:rFonts w:asciiTheme="majorHAnsi" w:eastAsiaTheme="majorEastAsia" w:hAnsiTheme="majorHAnsi" w:cstheme="majorBidi"/>
+        <w:rFonts w:ascii="Times New Roman" w:hAnsi="Times New Roman" w:eastAsia="Times New Roman" w:cs="Times New Roman"/>
         <w:b/>
         <w:bCs/>
       </w:rPr>
@@ -21484,7 +21484,7 @@
         <w:spacing w:before="0" w:after="0" w:line="240" w:lineRule="auto"/>
       </w:pPr>
       <w:rPr>
-        <w:rFonts w:asciiTheme="majorHAnsi" w:eastAsiaTheme="majorEastAsia" w:hAnsiTheme="majorHAnsi" w:cstheme="majorBidi"/>
+        <w:rFonts w:ascii="Times New Roman" w:hAnsi="Times New Roman" w:eastAsia="Times New Roman" w:cs="Times New Roman"/>
         <w:b/>
         <w:bCs/>
       </w:rPr>
@@ -21502,14 +21502,14 @@
     </w:tblStylePr>
     <w:tblStylePr w:type="firstCol">
       <w:rPr>
-        <w:rFonts w:asciiTheme="majorHAnsi" w:eastAsiaTheme="majorEastAsia" w:hAnsiTheme="majorHAnsi" w:cstheme="majorBidi"/>
+        <w:rFonts w:ascii="Times New Roman" w:hAnsi="Times New Roman" w:eastAsia="Times New Roman" w:cs="Times New Roman"/>
         <w:b/>
         <w:bCs/>
       </w:rPr>
     </w:tblStylePr>
     <w:tblStylePr w:type="lastCol">
       <w:rPr>
-        <w:rFonts w:asciiTheme="majorHAnsi" w:eastAsiaTheme="majorEastAsia" w:hAnsiTheme="majorHAnsi" w:cstheme="majorBidi"/>
+        <w:rFonts w:ascii="Times New Roman" w:hAnsi="Times New Roman" w:eastAsia="Times New Roman" w:cs="Times New Roman"/>
         <w:b/>
         <w:bCs/>
       </w:rPr>
@@ -23269,7 +23269,7 @@
     </w:tblPr>
     <w:tblStylePr w:type="firstRow">
       <w:rPr>
-        <w:rFonts w:asciiTheme="majorHAnsi" w:eastAsiaTheme="majorEastAsia" w:hAnsiTheme="majorHAnsi" w:cstheme="majorBidi"/>
+        <w:rFonts w:ascii="Times New Roman" w:hAnsi="Times New Roman" w:eastAsia="Times New Roman" w:cs="Times New Roman"/>
       </w:rPr>
       <w:tblPr/>
       <w:tcPr>
@@ -23346,7 +23346,7 @@
     </w:tblPr>
     <w:tblStylePr w:type="firstRow">
       <w:rPr>
-        <w:rFonts w:asciiTheme="majorHAnsi" w:eastAsiaTheme="majorEastAsia" w:hAnsiTheme="majorHAnsi" w:cstheme="majorBidi"/>
+        <w:rFonts w:ascii="Times New Roman" w:hAnsi="Times New Roman" w:eastAsia="Times New Roman" w:cs="Times New Roman"/>
       </w:rPr>
       <w:tblPr/>
       <w:tcPr>
@@ -23423,7 +23423,7 @@
     </w:tblPr>
     <w:tblStylePr w:type="firstRow">
       <w:rPr>
-        <w:rFonts w:asciiTheme="majorHAnsi" w:eastAsiaTheme="majorEastAsia" w:hAnsiTheme="majorHAnsi" w:cstheme="majorBidi"/>
+        <w:rFonts w:ascii="Times New Roman" w:hAnsi="Times New Roman" w:eastAsia="Times New Roman" w:cs="Times New Roman"/>
       </w:rPr>
       <w:tblPr/>
       <w:tcPr>
@@ -23500,7 +23500,7 @@
     </w:tblPr>
     <w:tblStylePr w:type="firstRow">
       <w:rPr>
-        <w:rFonts w:asciiTheme="majorHAnsi" w:eastAsiaTheme="majorEastAsia" w:hAnsiTheme="majorHAnsi" w:cstheme="majorBidi"/>
+        <w:rFonts w:ascii="Times New Roman" w:hAnsi="Times New Roman" w:eastAsia="Times New Roman" w:cs="Times New Roman"/>
       </w:rPr>
       <w:tblPr/>
       <w:tcPr>
@@ -23577,7 +23577,7 @@
     </w:tblPr>
     <w:tblStylePr w:type="firstRow">
       <w:rPr>
-        <w:rFonts w:asciiTheme="majorHAnsi" w:eastAsiaTheme="majorEastAsia" w:hAnsiTheme="majorHAnsi" w:cstheme="majorBidi"/>
+        <w:rFonts w:ascii="Times New Roman" w:hAnsi="Times New Roman" w:eastAsia="Times New Roman" w:cs="Times New Roman"/>
       </w:rPr>
       <w:tblPr/>
       <w:tcPr>
@@ -23654,7 +23654,7 @@
     </w:tblPr>
     <w:tblStylePr w:type="firstRow">
       <w:rPr>
-        <w:rFonts w:asciiTheme="majorHAnsi" w:eastAsiaTheme="majorEastAsia" w:hAnsiTheme="majorHAnsi" w:cstheme="majorBidi"/>
+        <w:rFonts w:ascii="Times New Roman" w:hAnsi="Times New Roman" w:eastAsia="Times New Roman" w:cs="Times New Roman"/>
       </w:rPr>
       <w:tblPr/>
       <w:tcPr>
@@ -23731,7 +23731,7 @@
     </w:tblPr>
     <w:tblStylePr w:type="firstRow">
       <w:rPr>
-        <w:rFonts w:asciiTheme="majorHAnsi" w:eastAsiaTheme="majorEastAsia" w:hAnsiTheme="majorHAnsi" w:cstheme="majorBidi"/>
+        <w:rFonts w:ascii="Times New Roman" w:hAnsi="Times New Roman" w:eastAsia="Times New Roman" w:cs="Times New Roman"/>
       </w:rPr>
       <w:tblPr/>
       <w:tcPr>
@@ -23796,7 +23796,7 @@
       <w:spacing w:after="0" w:line="240" w:lineRule="auto"/>
     </w:pPr>
     <w:rPr>
-      <w:rFonts w:asciiTheme="majorHAnsi" w:eastAsiaTheme="majorEastAsia" w:hAnsiTheme="majorHAnsi" w:cstheme="majorBidi"/>
+      <w:rFonts w:ascii="Times New Roman" w:hAnsi="Times New Roman" w:eastAsia="Times New Roman" w:cs="Times New Roman"/>
       <w:color w:val="000000" w:themeColor="text1"/>
     </w:rPr>
     <w:tblPr>
@@ -23917,7 +23917,7 @@
       <w:spacing w:after="0" w:line="240" w:lineRule="auto"/>
     </w:pPr>
     <w:rPr>
-      <w:rFonts w:asciiTheme="majorHAnsi" w:eastAsiaTheme="majorEastAsia" w:hAnsiTheme="majorHAnsi" w:cstheme="majorBidi"/>
+      <w:rFonts w:ascii="Times New Roman" w:hAnsi="Times New Roman" w:eastAsia="Times New Roman" w:cs="Times New Roman"/>
       <w:color w:val="000000" w:themeColor="text1"/>
     </w:rPr>
     <w:tblPr>
@@ -24038,7 +24038,7 @@
       <w:spacing w:after="0" w:line="240" w:lineRule="auto"/>
     </w:pPr>
     <w:rPr>
-      <w:rFonts w:asciiTheme="majorHAnsi" w:eastAsiaTheme="majorEastAsia" w:hAnsiTheme="majorHAnsi" w:cstheme="majorBidi"/>
+      <w:rFonts w:ascii="Times New Roman" w:hAnsi="Times New Roman" w:eastAsia="Times New Roman" w:cs="Times New Roman"/>
       <w:color w:val="000000" w:themeColor="text1"/>
     </w:rPr>
     <w:tblPr>
@@ -24159,7 +24159,7 @@
       <w:spacing w:after="0" w:line="240" w:lineRule="auto"/>
     </w:pPr>
     <w:rPr>
-      <w:rFonts w:asciiTheme="majorHAnsi" w:eastAsiaTheme="majorEastAsia" w:hAnsiTheme="majorHAnsi" w:cstheme="majorBidi"/>
+      <w:rFonts w:ascii="Times New Roman" w:hAnsi="Times New Roman" w:eastAsia="Times New Roman" w:cs="Times New Roman"/>
       <w:color w:val="000000" w:themeColor="text1"/>
     </w:rPr>
     <w:tblPr>
@@ -24280,7 +24280,7 @@
       <w:spacing w:after="0" w:line="240" w:lineRule="auto"/>
     </w:pPr>
     <w:rPr>
-      <w:rFonts w:asciiTheme="majorHAnsi" w:eastAsiaTheme="majorEastAsia" w:hAnsiTheme="majorHAnsi" w:cstheme="majorBidi"/>
+      <w:rFonts w:ascii="Times New Roman" w:hAnsi="Times New Roman" w:eastAsia="Times New Roman" w:cs="Times New Roman"/>
       <w:color w:val="000000" w:themeColor="text1"/>
     </w:rPr>
     <w:tblPr>
@@ -24401,7 +24401,7 @@
       <w:spacing w:after="0" w:line="240" w:lineRule="auto"/>
     </w:pPr>
     <w:rPr>
-      <w:rFonts w:asciiTheme="majorHAnsi" w:eastAsiaTheme="majorEastAsia" w:hAnsiTheme="majorHAnsi" w:cstheme="majorBidi"/>
+      <w:rFonts w:ascii="Times New Roman" w:hAnsi="Times New Roman" w:eastAsia="Times New Roman" w:cs="Times New Roman"/>
       <w:color w:val="000000" w:themeColor="text1"/>
     </w:rPr>
     <w:tblPr>
@@ -24522,7 +24522,7 @@
       <w:spacing w:after="0" w:line="240" w:lineRule="auto"/>
     </w:pPr>
     <w:rPr>
-      <w:rFonts w:asciiTheme="majorHAnsi" w:eastAsiaTheme="majorEastAsia" w:hAnsiTheme="majorHAnsi" w:cstheme="majorBidi"/>
+      <w:rFonts w:ascii="Times New Roman" w:hAnsi="Times New Roman" w:eastAsia="Times New Roman" w:cs="Times New Roman"/>
       <w:color w:val="000000" w:themeColor="text1"/>
     </w:rPr>
     <w:tblPr>
@@ -25105,7 +25105,7 @@
       <w:spacing w:after="0" w:line="240" w:lineRule="auto"/>
     </w:pPr>
     <w:rPr>
-      <w:rFonts w:asciiTheme="majorHAnsi" w:eastAsiaTheme="majorEastAsia" w:hAnsiTheme="majorHAnsi" w:cstheme="majorBidi"/>
+      <w:rFonts w:ascii="Times New Roman" w:hAnsi="Times New Roman" w:eastAsia="Times New Roman" w:cs="Times New Roman"/>
       <w:color w:val="000000" w:themeColor="text1"/>
     </w:rPr>
     <w:tblPr>
@@ -25223,7 +25223,7 @@
       <w:spacing w:after="0" w:line="240" w:lineRule="auto"/>
     </w:pPr>
     <w:rPr>
-      <w:rFonts w:asciiTheme="majorHAnsi" w:eastAsiaTheme="majorEastAsia" w:hAnsiTheme="majorHAnsi" w:cstheme="majorBidi"/>
+      <w:rFonts w:ascii="Times New Roman" w:hAnsi="Times New Roman" w:eastAsia="Times New Roman" w:cs="Times New Roman"/>
       <w:color w:val="000000" w:themeColor="text1"/>
     </w:rPr>
     <w:tblPr>
@@ -25341,7 +25341,7 @@
       <w:spacing w:after="0" w:line="240" w:lineRule="auto"/>
     </w:pPr>
     <w:rPr>
-      <w:rFonts w:asciiTheme="majorHAnsi" w:eastAsiaTheme="majorEastAsia" w:hAnsiTheme="majorHAnsi" w:cstheme="majorBidi"/>
+      <w:rFonts w:ascii="Times New Roman" w:hAnsi="Times New Roman" w:eastAsia="Times New Roman" w:cs="Times New Roman"/>
       <w:color w:val="000000" w:themeColor="text1"/>
     </w:rPr>
     <w:tblPr>
@@ -25459,7 +25459,7 @@
       <w:spacing w:after="0" w:line="240" w:lineRule="auto"/>
     </w:pPr>
     <w:rPr>
-      <w:rFonts w:asciiTheme="majorHAnsi" w:eastAsiaTheme="majorEastAsia" w:hAnsiTheme="majorHAnsi" w:cstheme="majorBidi"/>
+      <w:rFonts w:ascii="Times New Roman" w:hAnsi="Times New Roman" w:eastAsia="Times New Roman" w:cs="Times New Roman"/>
       <w:color w:val="000000" w:themeColor="text1"/>
     </w:rPr>
     <w:tblPr>
@@ -25577,7 +25577,7 @@
       <w:spacing w:after="0" w:line="240" w:lineRule="auto"/>
     </w:pPr>
     <w:rPr>
-      <w:rFonts w:asciiTheme="majorHAnsi" w:eastAsiaTheme="majorEastAsia" w:hAnsiTheme="majorHAnsi" w:cstheme="majorBidi"/>
+      <w:rFonts w:ascii="Times New Roman" w:hAnsi="Times New Roman" w:eastAsia="Times New Roman" w:cs="Times New Roman"/>
       <w:color w:val="000000" w:themeColor="text1"/>
     </w:rPr>
     <w:tblPr>
@@ -25695,7 +25695,7 @@
       <w:spacing w:after="0" w:line="240" w:lineRule="auto"/>
     </w:pPr>
     <w:rPr>
-      <w:rFonts w:asciiTheme="majorHAnsi" w:eastAsiaTheme="majorEastAsia" w:hAnsiTheme="majorHAnsi" w:cstheme="majorBidi"/>
+      <w:rFonts w:ascii="Times New Roman" w:hAnsi="Times New Roman" w:eastAsia="Times New Roman" w:cs="Times New Roman"/>
       <w:color w:val="000000" w:themeColor="text1"/>
     </w:rPr>
     <w:tblPr>
@@ -25813,7 +25813,7 @@
       <w:spacing w:after="0" w:line="240" w:lineRule="auto"/>
     </w:pPr>
     <w:rPr>
-      <w:rFonts w:asciiTheme="majorHAnsi" w:eastAsiaTheme="majorEastAsia" w:hAnsiTheme="majorHAnsi" w:cstheme="majorBidi"/>
+      <w:rFonts w:ascii="Times New Roman" w:hAnsi="Times New Roman" w:eastAsia="Times New Roman" w:cs="Times New Roman"/>
       <w:color w:val="000000" w:themeColor="text1"/>
     </w:rPr>
     <w:tblPr>
